--- a/Отчет_по_НИР_Фокин_А_С.docx
+++ b/Отчет_по_НИР_Фокин_А_С.docx
@@ -68,7 +68,7 @@
                 <w:noProof/>
               </w:rPr>
               <w:drawing>
-                <wp:inline distT="0" distB="0" distL="0" distR="0" wp14:anchorId="20738DC4" wp14:editId="2F7E2C4F">
+                <wp:inline distT="0" distB="0" distL="0" distR="0" wp14:anchorId="20738DC4" wp14:editId="3EAD09C0">
                   <wp:extent cx="885825" cy="1009650"/>
                   <wp:effectExtent l="0" t="0" r="0" b="0"/>
                   <wp:docPr id="2" name="Рисунок 1"/>
@@ -1744,79 +1744,7 @@
             <w:sz w:val="28"/>
             <w:szCs w:val="28"/>
           </w:rPr>
-          <w:t>2 ОПИС</w:t>
-        </w:r>
-        <w:r>
-          <w:rPr>
-            <w:rStyle w:val="a3"/>
-            <w:noProof/>
-            <w:sz w:val="28"/>
-            <w:szCs w:val="28"/>
-          </w:rPr>
-          <w:t>А</w:t>
-        </w:r>
-        <w:r>
-          <w:rPr>
-            <w:rStyle w:val="a3"/>
-            <w:noProof/>
-            <w:sz w:val="28"/>
-            <w:szCs w:val="28"/>
-          </w:rPr>
-          <w:t>Н</w:t>
-        </w:r>
-        <w:r>
-          <w:rPr>
-            <w:rStyle w:val="a3"/>
-            <w:noProof/>
-            <w:sz w:val="28"/>
-            <w:szCs w:val="28"/>
-          </w:rPr>
-          <w:t>И</w:t>
-        </w:r>
-        <w:r>
-          <w:rPr>
-            <w:rStyle w:val="a3"/>
-            <w:noProof/>
-            <w:sz w:val="28"/>
-            <w:szCs w:val="28"/>
-          </w:rPr>
-          <w:t xml:space="preserve">Е </w:t>
-        </w:r>
-        <w:r>
-          <w:rPr>
-            <w:rStyle w:val="a3"/>
-            <w:noProof/>
-            <w:sz w:val="28"/>
-            <w:szCs w:val="28"/>
-          </w:rPr>
-          <w:t>Р</w:t>
-        </w:r>
-        <w:r>
-          <w:rPr>
-            <w:rStyle w:val="a3"/>
-            <w:noProof/>
-            <w:sz w:val="28"/>
-            <w:szCs w:val="28"/>
-          </w:rPr>
-          <w:t>АБОТ И Р</w:t>
-        </w:r>
-        <w:r>
-          <w:rPr>
-            <w:rStyle w:val="a3"/>
-            <w:noProof/>
-            <w:sz w:val="28"/>
-            <w:szCs w:val="28"/>
-          </w:rPr>
-          <w:t>Е</w:t>
-        </w:r>
-        <w:r>
-          <w:rPr>
-            <w:rStyle w:val="a3"/>
-            <w:noProof/>
-            <w:sz w:val="28"/>
-            <w:szCs w:val="28"/>
-          </w:rPr>
-          <w:t>ЗУЛЬТАТОВ</w:t>
+          <w:t>2 ОПИСАНИЕ РАБОТ И РЕЗУЛЬТАТОВ</w:t>
         </w:r>
         <w:r>
           <w:rPr>
@@ -2055,6 +1983,144 @@
             <w:szCs w:val="28"/>
           </w:rPr>
           <w:fldChar w:fldCharType="end"/>
+        </w:r>
+      </w:hyperlink>
+    </w:p>
+    <w:p>
+      <w:pPr>
+        <w:pStyle w:val="2"/>
+        <w:tabs>
+          <w:tab w:val="right" w:leader="dot" w:pos="9345"/>
+        </w:tabs>
+        <w:rPr>
+          <w:rFonts w:asciiTheme="minorHAnsi" w:eastAsiaTheme="minorEastAsia" w:hAnsiTheme="minorHAnsi" w:cstheme="minorBidi"/>
+          <w:smallCaps w:val="0"/>
+          <w:noProof/>
+          <w:sz w:val="28"/>
+          <w:szCs w:val="28"/>
+        </w:rPr>
+      </w:pPr>
+      <w:hyperlink w:anchor="_Toc199853129" w:history="1">
+        <w:r>
+          <w:rPr>
+            <w:rStyle w:val="a3"/>
+            <w:noProof/>
+            <w:sz w:val="28"/>
+            <w:szCs w:val="28"/>
+          </w:rPr>
+          <w:t>2.</w:t>
+        </w:r>
+        <w:r>
+          <w:rPr>
+            <w:rStyle w:val="a3"/>
+            <w:noProof/>
+            <w:sz w:val="28"/>
+            <w:szCs w:val="28"/>
+          </w:rPr>
+          <w:t>3</w:t>
+        </w:r>
+        <w:r>
+          <w:rPr>
+            <w:rStyle w:val="a3"/>
+            <w:noProof/>
+            <w:sz w:val="28"/>
+            <w:szCs w:val="28"/>
+          </w:rPr>
+          <w:t xml:space="preserve"> </w:t>
+        </w:r>
+        <w:r>
+          <w:rPr>
+            <w:sz w:val="28"/>
+            <w:szCs w:val="28"/>
+          </w:rPr>
+          <w:t>Архитектура приложения</w:t>
+        </w:r>
+        <w:r>
+          <w:rPr>
+            <w:noProof/>
+            <w:webHidden/>
+            <w:sz w:val="28"/>
+            <w:szCs w:val="28"/>
+          </w:rPr>
+          <w:tab/>
+        </w:r>
+        <w:r>
+          <w:rPr>
+            <w:noProof/>
+            <w:webHidden/>
+            <w:sz w:val="28"/>
+            <w:szCs w:val="28"/>
+          </w:rPr>
+          <w:t>6</w:t>
+        </w:r>
+      </w:hyperlink>
+    </w:p>
+    <w:p>
+      <w:pPr>
+        <w:pStyle w:val="2"/>
+        <w:tabs>
+          <w:tab w:val="right" w:leader="dot" w:pos="9345"/>
+        </w:tabs>
+        <w:rPr>
+          <w:rFonts w:asciiTheme="minorHAnsi" w:eastAsiaTheme="minorEastAsia" w:hAnsiTheme="minorHAnsi" w:cstheme="minorBidi"/>
+          <w:smallCaps w:val="0"/>
+          <w:noProof/>
+          <w:sz w:val="28"/>
+          <w:szCs w:val="28"/>
+        </w:rPr>
+      </w:pPr>
+      <w:hyperlink w:anchor="_Toc199853129" w:history="1">
+        <w:r>
+          <w:rPr>
+            <w:rStyle w:val="a3"/>
+            <w:noProof/>
+            <w:sz w:val="28"/>
+            <w:szCs w:val="28"/>
+          </w:rPr>
+          <w:t>2.</w:t>
+        </w:r>
+        <w:r>
+          <w:rPr>
+            <w:rStyle w:val="a3"/>
+            <w:noProof/>
+            <w:sz w:val="28"/>
+            <w:szCs w:val="28"/>
+          </w:rPr>
+          <w:t>4</w:t>
+        </w:r>
+        <w:r>
+          <w:rPr>
+            <w:rStyle w:val="a3"/>
+            <w:noProof/>
+            <w:sz w:val="28"/>
+            <w:szCs w:val="28"/>
+          </w:rPr>
+          <w:t xml:space="preserve"> </w:t>
+        </w:r>
+        <w:r>
+          <w:rPr>
+            <w:sz w:val="28"/>
+            <w:szCs w:val="28"/>
+          </w:rPr>
+          <w:t>Доступ к результатам</w:t>
+        </w:r>
+        <w:r>
+          <w:rPr>
+            <w:noProof/>
+            <w:webHidden/>
+            <w:sz w:val="28"/>
+            <w:szCs w:val="28"/>
+          </w:rPr>
+          <w:tab/>
+        </w:r>
+        <w:r>
+          <w:rPr>
+            <w:noProof/>
+            <w:webHidden/>
+            <w:sz w:val="28"/>
+            <w:szCs w:val="28"/>
+          </w:rPr>
+          <w:t>7</w:t>
         </w:r>
       </w:hyperlink>
     </w:p>
@@ -2082,25 +2148,7 @@
             <w:sz w:val="28"/>
             <w:szCs w:val="28"/>
           </w:rPr>
-          <w:t>ЗАКЛЮЧ</w:t>
-        </w:r>
-        <w:r>
-          <w:rPr>
-            <w:rStyle w:val="a3"/>
-            <w:noProof/>
-            <w:sz w:val="28"/>
-            <w:szCs w:val="28"/>
-          </w:rPr>
-          <w:t>Е</w:t>
-        </w:r>
-        <w:r>
-          <w:rPr>
-            <w:rStyle w:val="a3"/>
-            <w:noProof/>
-            <w:sz w:val="28"/>
-            <w:szCs w:val="28"/>
-          </w:rPr>
-          <w:t>НИЕ</w:t>
+          <w:t>ЗАКЛЮЧЕНИЕ</w:t>
         </w:r>
         <w:r>
           <w:rPr>
@@ -2118,51 +2166,7 @@
             <w:sz w:val="28"/>
             <w:szCs w:val="28"/>
           </w:rPr>
-          <w:fldChar w:fldCharType="begin"/>
-        </w:r>
-        <w:r>
-          <w:rPr>
-            <w:noProof/>
-            <w:webHidden/>
-            <w:sz w:val="28"/>
-            <w:szCs w:val="28"/>
-          </w:rPr>
-          <w:instrText xml:space="preserve"> PAGEREF _Toc199853130 \h </w:instrText>
-        </w:r>
-        <w:r>
-          <w:rPr>
-            <w:noProof/>
-            <w:webHidden/>
-            <w:sz w:val="28"/>
-            <w:szCs w:val="28"/>
-          </w:rPr>
-        </w:r>
-        <w:r>
-          <w:rPr>
-            <w:noProof/>
-            <w:webHidden/>
-            <w:sz w:val="28"/>
-            <w:szCs w:val="28"/>
-          </w:rPr>
-          <w:fldChar w:fldCharType="separate"/>
-        </w:r>
-        <w:r>
-          <w:rPr>
-            <w:noProof/>
-            <w:webHidden/>
-            <w:sz w:val="28"/>
-            <w:szCs w:val="28"/>
-          </w:rPr>
-          <w:t>7</w:t>
-        </w:r>
-        <w:r>
-          <w:rPr>
-            <w:noProof/>
-            <w:webHidden/>
-            <w:sz w:val="28"/>
-            <w:szCs w:val="28"/>
-          </w:rPr>
-          <w:fldChar w:fldCharType="end"/>
+          <w:t>8</w:t>
         </w:r>
       </w:hyperlink>
     </w:p>
@@ -2208,51 +2212,7 @@
             <w:sz w:val="28"/>
             <w:szCs w:val="28"/>
           </w:rPr>
-          <w:fldChar w:fldCharType="begin"/>
-        </w:r>
-        <w:r>
-          <w:rPr>
-            <w:noProof/>
-            <w:webHidden/>
-            <w:sz w:val="28"/>
-            <w:szCs w:val="28"/>
-          </w:rPr>
-          <w:instrText xml:space="preserve"> PAGEREF _Toc199853131 \h </w:instrText>
-        </w:r>
-        <w:r>
-          <w:rPr>
-            <w:noProof/>
-            <w:webHidden/>
-            <w:sz w:val="28"/>
-            <w:szCs w:val="28"/>
-          </w:rPr>
-        </w:r>
-        <w:r>
-          <w:rPr>
-            <w:noProof/>
-            <w:webHidden/>
-            <w:sz w:val="28"/>
-            <w:szCs w:val="28"/>
-          </w:rPr>
-          <w:fldChar w:fldCharType="separate"/>
-        </w:r>
-        <w:r>
-          <w:rPr>
-            <w:noProof/>
-            <w:webHidden/>
-            <w:sz w:val="28"/>
-            <w:szCs w:val="28"/>
-          </w:rPr>
-          <w:t>7</w:t>
-        </w:r>
-        <w:r>
-          <w:rPr>
-            <w:noProof/>
-            <w:webHidden/>
-            <w:sz w:val="28"/>
-            <w:szCs w:val="28"/>
-          </w:rPr>
-          <w:fldChar w:fldCharType="end"/>
+          <w:t>9</w:t>
         </w:r>
       </w:hyperlink>
     </w:p>
@@ -2479,21 +2439,7 @@
         <w:rPr>
           <w:szCs w:val="28"/>
         </w:rPr>
-        <w:t xml:space="preserve">Windows </w:t>
-      </w:r>
-      <w:proofErr w:type="spellStart"/>
-      <w:r>
-        <w:rPr>
-          <w:szCs w:val="28"/>
-        </w:rPr>
-        <w:t>Calculator</w:t>
-      </w:r>
-      <w:proofErr w:type="spellEnd"/>
-      <w:r>
-        <w:rPr>
-          <w:szCs w:val="28"/>
-        </w:rPr>
-        <w:t xml:space="preserve">, </w:t>
+        <w:t xml:space="preserve">Windows Calculator, </w:t>
       </w:r>
       <w:r>
         <w:rPr>
@@ -2594,35 +2540,7 @@
         <w:rPr>
           <w:szCs w:val="28"/>
         </w:rPr>
-        <w:t xml:space="preserve">Для разработки приложения использовалась среда </w:t>
-      </w:r>
-      <w:proofErr w:type="spellStart"/>
-      <w:r>
-        <w:rPr>
-          <w:szCs w:val="28"/>
-        </w:rPr>
-        <w:t>Qt</w:t>
-      </w:r>
-      <w:proofErr w:type="spellEnd"/>
-      <w:r>
-        <w:rPr>
-          <w:szCs w:val="28"/>
-        </w:rPr>
-        <w:t xml:space="preserve"> </w:t>
-      </w:r>
-      <w:proofErr w:type="spellStart"/>
-      <w:r>
-        <w:rPr>
-          <w:szCs w:val="28"/>
-        </w:rPr>
-        <w:t>Creator</w:t>
-      </w:r>
-      <w:proofErr w:type="spellEnd"/>
-      <w:r>
-        <w:rPr>
-          <w:szCs w:val="28"/>
-        </w:rPr>
-        <w:t xml:space="preserve"> 5.</w:t>
+        <w:t>Для разработки приложения использовалась среда Qt Creator 5.</w:t>
       </w:r>
       <w:r>
         <w:rPr>
@@ -2646,63 +2564,7 @@
         <w:rPr>
           <w:szCs w:val="28"/>
         </w:rPr>
-        <w:t xml:space="preserve">2 с фреймворком </w:t>
-      </w:r>
-      <w:proofErr w:type="spellStart"/>
-      <w:r>
-        <w:rPr>
-          <w:szCs w:val="28"/>
-        </w:rPr>
-        <w:t>Qt</w:t>
-      </w:r>
-      <w:proofErr w:type="spellEnd"/>
-      <w:r>
-        <w:rPr>
-          <w:szCs w:val="28"/>
-        </w:rPr>
-        <w:t xml:space="preserve"> </w:t>
-      </w:r>
-      <w:proofErr w:type="spellStart"/>
-      <w:r>
-        <w:rPr>
-          <w:szCs w:val="28"/>
-        </w:rPr>
-        <w:t>Widgets</w:t>
-      </w:r>
-      <w:proofErr w:type="spellEnd"/>
-      <w:r>
-        <w:rPr>
-          <w:szCs w:val="28"/>
-        </w:rPr>
-        <w:t xml:space="preserve">, язык программирования C++. Для контроля версий кода использовалась система </w:t>
-      </w:r>
-      <w:proofErr w:type="spellStart"/>
-      <w:r>
-        <w:rPr>
-          <w:szCs w:val="28"/>
-        </w:rPr>
-        <w:t>Git</w:t>
-      </w:r>
-      <w:proofErr w:type="spellEnd"/>
-      <w:r>
-        <w:rPr>
-          <w:szCs w:val="28"/>
-        </w:rPr>
-        <w:t xml:space="preserve"> с хостингом на </w:t>
-      </w:r>
-      <w:proofErr w:type="spellStart"/>
-      <w:r>
-        <w:rPr>
-          <w:szCs w:val="28"/>
-        </w:rPr>
-        <w:t>GitHub</w:t>
-      </w:r>
-      <w:proofErr w:type="spellEnd"/>
-      <w:r>
-        <w:rPr>
-          <w:szCs w:val="28"/>
-        </w:rPr>
-        <w:t>.</w:t>
+        <w:t>2 с фреймворком Qt Widgets, язык программирования C++. Для контроля версий кода использовалась система Git с хостингом на GitHub.</w:t>
       </w:r>
     </w:p>
     <w:p>
@@ -2812,6 +2674,7 @@
       </w:pPr>
       <w:r>
         <w:rPr>
+          <w:noProof/>
           <w:szCs w:val="28"/>
         </w:rPr>
         <w:drawing>
@@ -2932,63 +2795,7 @@
         <w:rPr>
           <w:szCs w:val="28"/>
         </w:rPr>
-        <w:t>Тригонометрические функции (</w:t>
-      </w:r>
-      <w:proofErr w:type="spellStart"/>
-      <w:r>
-        <w:rPr>
-          <w:szCs w:val="28"/>
-        </w:rPr>
-        <w:t>sin</w:t>
-      </w:r>
-      <w:proofErr w:type="spellEnd"/>
-      <w:r>
-        <w:rPr>
-          <w:szCs w:val="28"/>
-        </w:rPr>
-        <w:t xml:space="preserve">, </w:t>
-      </w:r>
-      <w:proofErr w:type="spellStart"/>
-      <w:r>
-        <w:rPr>
-          <w:szCs w:val="28"/>
-        </w:rPr>
-        <w:t>cos</w:t>
-      </w:r>
-      <w:proofErr w:type="spellEnd"/>
-      <w:r>
-        <w:rPr>
-          <w:szCs w:val="28"/>
-        </w:rPr>
-        <w:t xml:space="preserve">, </w:t>
-      </w:r>
-      <w:proofErr w:type="spellStart"/>
-      <w:r>
-        <w:rPr>
-          <w:szCs w:val="28"/>
-        </w:rPr>
-        <w:t>tan</w:t>
-      </w:r>
-      <w:proofErr w:type="spellEnd"/>
-      <w:r>
-        <w:rPr>
-          <w:szCs w:val="28"/>
-        </w:rPr>
-        <w:t xml:space="preserve">, </w:t>
-      </w:r>
-      <w:proofErr w:type="spellStart"/>
-      <w:r>
-        <w:rPr>
-          <w:szCs w:val="28"/>
-        </w:rPr>
-        <w:t>ctan</w:t>
-      </w:r>
-      <w:proofErr w:type="spellEnd"/>
-      <w:r>
-        <w:rPr>
-          <w:szCs w:val="28"/>
-        </w:rPr>
-        <w:t>);</w:t>
+        <w:t>Тригонометрические функции (sin, cos, tan, ctan);</w:t>
       </w:r>
     </w:p>
     <w:p>
@@ -3007,35 +2814,7 @@
         <w:rPr>
           <w:szCs w:val="28"/>
         </w:rPr>
-        <w:t>Логарифмические функции (</w:t>
-      </w:r>
-      <w:proofErr w:type="spellStart"/>
-      <w:r>
-        <w:rPr>
-          <w:szCs w:val="28"/>
-        </w:rPr>
-        <w:t>log</w:t>
-      </w:r>
-      <w:proofErr w:type="spellEnd"/>
-      <w:r>
-        <w:rPr>
-          <w:szCs w:val="28"/>
-        </w:rPr>
-        <w:t xml:space="preserve">, </w:t>
-      </w:r>
-      <w:proofErr w:type="spellStart"/>
-      <w:r>
-        <w:rPr>
-          <w:szCs w:val="28"/>
-        </w:rPr>
-        <w:t>ln</w:t>
-      </w:r>
-      <w:proofErr w:type="spellEnd"/>
-      <w:r>
-        <w:rPr>
-          <w:szCs w:val="28"/>
-        </w:rPr>
-        <w:t>)</w:t>
+        <w:t>Логарифмические функции (log, ln)</w:t>
       </w:r>
       <w:r>
         <w:rPr>
@@ -3061,21 +2840,7 @@
         <w:rPr>
           <w:szCs w:val="28"/>
         </w:rPr>
-        <w:t>Степенные функции (</w:t>
-      </w:r>
-      <w:proofErr w:type="spellStart"/>
-      <w:r>
-        <w:rPr>
-          <w:szCs w:val="28"/>
-        </w:rPr>
-        <w:t>x^y</w:t>
-      </w:r>
-      <w:proofErr w:type="spellEnd"/>
-      <w:r>
-        <w:rPr>
-          <w:szCs w:val="28"/>
-        </w:rPr>
-        <w:t>, x², √x, 10^x);</w:t>
+        <w:t>Степенные функции (x^y, x², √x, 10^x);</w:t>
       </w:r>
     </w:p>
     <w:p>
@@ -3216,6 +2981,7 @@
       </w:pPr>
       <w:r>
         <w:rPr>
+          <w:noProof/>
           <w:szCs w:val="28"/>
         </w:rPr>
         <w:drawing>
@@ -3412,19 +3178,11 @@
         </w:rPr>
         <w:t xml:space="preserve">Интерфейс калькулятора программист с </w:t>
       </w:r>
-      <w:proofErr w:type="spellStart"/>
-      <w:r>
-        <w:rPr>
-          <w:szCs w:val="28"/>
-        </w:rPr>
-        <w:t>с</w:t>
-      </w:r>
-      <w:proofErr w:type="spellEnd"/>
-      <w:r>
-        <w:rPr>
-          <w:szCs w:val="28"/>
-        </w:rPr>
-        <w:t xml:space="preserve"> различными системами счисления</w:t>
+      <w:r>
+        <w:rPr>
+          <w:szCs w:val="28"/>
+        </w:rPr>
+        <w:t>с различными системами счисления</w:t>
       </w:r>
       <w:r>
         <w:rPr>
@@ -3453,6 +3211,7 @@
       </w:pPr>
       <w:r>
         <w:rPr>
+          <w:noProof/>
           <w:szCs w:val="28"/>
         </w:rPr>
         <w:drawing>
@@ -3593,19 +3352,11 @@
           <w:szCs w:val="28"/>
         </w:rPr>
       </w:pPr>
-      <w:proofErr w:type="spellStart"/>
-      <w:r>
-        <w:rPr>
-          <w:szCs w:val="28"/>
-        </w:rPr>
-        <w:t>Calculator</w:t>
-      </w:r>
-      <w:proofErr w:type="spellEnd"/>
-      <w:r>
-        <w:rPr>
-          <w:szCs w:val="28"/>
-        </w:rPr>
-        <w:t xml:space="preserve"> — главное окно приложения с навигацией между режимами;</w:t>
+      <w:r>
+        <w:rPr>
+          <w:szCs w:val="28"/>
+        </w:rPr>
+        <w:t>Calculator — главное окно приложения с навигацией между режимами;</w:t>
       </w:r>
     </w:p>
     <w:p>
@@ -3620,19 +3371,11 @@
           <w:szCs w:val="28"/>
         </w:rPr>
       </w:pPr>
-      <w:proofErr w:type="spellStart"/>
-      <w:r>
-        <w:rPr>
-          <w:szCs w:val="28"/>
-        </w:rPr>
-        <w:t>CalculatorBase</w:t>
-      </w:r>
-      <w:proofErr w:type="spellEnd"/>
-      <w:r>
-        <w:rPr>
-          <w:szCs w:val="28"/>
-        </w:rPr>
-        <w:t xml:space="preserve"> — базовый класс с общей функциональностью всех калькуляторов;</w:t>
+      <w:r>
+        <w:rPr>
+          <w:szCs w:val="28"/>
+        </w:rPr>
+        <w:t>CalculatorBase — базовый класс с общей функциональностью всех калькуляторов;</w:t>
       </w:r>
     </w:p>
     <w:p>
@@ -3647,20 +3390,12 @@
           <w:szCs w:val="28"/>
         </w:rPr>
       </w:pPr>
-      <w:proofErr w:type="spellStart"/>
       <w:r>
         <w:rPr>
           <w:szCs w:val="28"/>
         </w:rPr>
         <w:lastRenderedPageBreak/>
-        <w:t>ScientificCalculator</w:t>
-      </w:r>
-      <w:proofErr w:type="spellEnd"/>
-      <w:r>
-        <w:rPr>
-          <w:szCs w:val="28"/>
-        </w:rPr>
-        <w:t xml:space="preserve"> — класс инженерного калькулятора</w:t>
+        <w:t>ScientificCalculator — класс инженерного калькулятора</w:t>
       </w:r>
       <w:r>
         <w:rPr>
@@ -3682,19 +3417,11 @@
           <w:szCs w:val="28"/>
         </w:rPr>
       </w:pPr>
-      <w:proofErr w:type="spellStart"/>
-      <w:r>
-        <w:rPr>
-          <w:szCs w:val="28"/>
-        </w:rPr>
-        <w:t>ProgrammerCalculator</w:t>
-      </w:r>
-      <w:proofErr w:type="spellEnd"/>
-      <w:r>
-        <w:rPr>
-          <w:szCs w:val="28"/>
-        </w:rPr>
-        <w:t xml:space="preserve"> — класс калькулятора программиста</w:t>
+      <w:r>
+        <w:rPr>
+          <w:szCs w:val="28"/>
+        </w:rPr>
+        <w:t>ProgrammerCalculator — класс калькулятора программиста</w:t>
       </w:r>
       <w:r>
         <w:rPr>
@@ -3716,19 +3443,11 @@
           <w:szCs w:val="28"/>
         </w:rPr>
       </w:pPr>
-      <w:proofErr w:type="spellStart"/>
-      <w:r>
-        <w:rPr>
-          <w:szCs w:val="28"/>
-        </w:rPr>
-        <w:t>MathOperations</w:t>
-      </w:r>
-      <w:proofErr w:type="spellEnd"/>
-      <w:r>
-        <w:rPr>
-          <w:szCs w:val="28"/>
-        </w:rPr>
-        <w:t xml:space="preserve"> — класс математических операций</w:t>
+      <w:r>
+        <w:rPr>
+          <w:szCs w:val="28"/>
+        </w:rPr>
+        <w:t>MathOperations — класс математических операций</w:t>
       </w:r>
       <w:r>
         <w:rPr>
@@ -3750,19 +3469,11 @@
           <w:szCs w:val="28"/>
         </w:rPr>
       </w:pPr>
-      <w:proofErr w:type="spellStart"/>
-      <w:r>
-        <w:rPr>
-          <w:szCs w:val="28"/>
-        </w:rPr>
-        <w:t>MyButton</w:t>
-      </w:r>
-      <w:proofErr w:type="spellEnd"/>
-      <w:r>
-        <w:rPr>
-          <w:szCs w:val="28"/>
-        </w:rPr>
-        <w:t xml:space="preserve"> — пользовательский класс кнопки</w:t>
+      <w:r>
+        <w:rPr>
+          <w:szCs w:val="28"/>
+        </w:rPr>
+        <w:t>MyButton — пользовательский класс кнопки</w:t>
       </w:r>
       <w:r>
         <w:rPr>
@@ -3785,7 +3496,19 @@
         <w:rPr>
           <w:szCs w:val="28"/>
         </w:rPr>
-        <w:t>2.3 Доступ к результатам</w:t>
+        <w:t>2.</w:t>
+      </w:r>
+      <w:r>
+        <w:rPr>
+          <w:szCs w:val="28"/>
+        </w:rPr>
+        <w:t>4</w:t>
+      </w:r>
+      <w:r>
+        <w:rPr>
+          <w:szCs w:val="28"/>
+        </w:rPr>
+        <w:t xml:space="preserve"> Доступ к результатам</w:t>
       </w:r>
     </w:p>
     <w:p>
@@ -3801,21 +3524,7 @@
         <w:rPr>
           <w:szCs w:val="28"/>
         </w:rPr>
-        <w:t xml:space="preserve">Исходный код программы размещен в репозитории </w:t>
-      </w:r>
-      <w:proofErr w:type="spellStart"/>
-      <w:r>
-        <w:rPr>
-          <w:szCs w:val="28"/>
-        </w:rPr>
-        <w:t>GitHub</w:t>
-      </w:r>
-      <w:proofErr w:type="spellEnd"/>
-      <w:r>
-        <w:rPr>
-          <w:szCs w:val="28"/>
-        </w:rPr>
-        <w:t>: </w:t>
+        <w:t>Исходный код программы размещен в репозитории GitHub: </w:t>
       </w:r>
       <w:hyperlink r:id="rId12" w:history="1">
         <w:r>
@@ -3830,21 +3539,7 @@
         <w:rPr>
           <w:szCs w:val="28"/>
         </w:rPr>
-        <w:t xml:space="preserve">. Исполняемый файл для Windows доступен для скачивания в разделе </w:t>
-      </w:r>
-      <w:proofErr w:type="spellStart"/>
-      <w:r>
-        <w:rPr>
-          <w:szCs w:val="28"/>
-        </w:rPr>
-        <w:t>Releases</w:t>
-      </w:r>
-      <w:proofErr w:type="spellEnd"/>
-      <w:r>
-        <w:rPr>
-          <w:szCs w:val="28"/>
-        </w:rPr>
-        <w:t>. Программа не требует установки дополнительных библиотек.</w:t>
+        <w:t>. Исполняемый файл для Windows доступен для скачивания в разделе Releases. Программа не требует установки дополнительных библиотек.</w:t>
       </w:r>
     </w:p>
     <w:p>
@@ -3913,35 +3608,7 @@
         <w:rPr>
           <w:szCs w:val="28"/>
         </w:rPr>
-        <w:t xml:space="preserve">В процессе разработки были получены практические навыки работы с фреймворком </w:t>
-      </w:r>
-      <w:proofErr w:type="spellStart"/>
-      <w:r>
-        <w:rPr>
-          <w:szCs w:val="28"/>
-        </w:rPr>
-        <w:t>Qt</w:t>
-      </w:r>
-      <w:proofErr w:type="spellEnd"/>
-      <w:r>
-        <w:rPr>
-          <w:szCs w:val="28"/>
-        </w:rPr>
-        <w:t xml:space="preserve">, объектно-ориентированным программированием на C++, системами контроля версий </w:t>
-      </w:r>
-      <w:proofErr w:type="spellStart"/>
-      <w:r>
-        <w:rPr>
-          <w:szCs w:val="28"/>
-        </w:rPr>
-        <w:t>Git</w:t>
-      </w:r>
-      <w:proofErr w:type="spellEnd"/>
-      <w:r>
-        <w:rPr>
-          <w:szCs w:val="28"/>
-        </w:rPr>
-        <w:t>, а также алгоритмами обработки математических выражений.</w:t>
+        <w:t>В процессе разработки были получены практические навыки работы с фреймворком Qt, объектно-ориентированным программированием на C++, системами контроля версий Git, а также алгоритмами обработки математических выражений.</w:t>
       </w:r>
     </w:p>
     <w:p>
@@ -4004,19 +3671,7 @@
           <w:rPr>
             <w:rStyle w:val="a3"/>
           </w:rPr>
-          <w:t>https://doc.q</w:t>
-        </w:r>
-        <w:r>
-          <w:rPr>
-            <w:rStyle w:val="a3"/>
-          </w:rPr>
-          <w:t>t</w:t>
-        </w:r>
-        <w:r>
-          <w:rPr>
-            <w:rStyle w:val="a3"/>
-          </w:rPr>
-          <w:t>.io/</w:t>
+          <w:t>https://doc.qt.io/</w:t>
         </w:r>
       </w:hyperlink>
     </w:p>
@@ -6170,6 +5825,7 @@
   <w:style w:type="character" w:default="1" w:styleId="a0">
     <w:name w:val="Default Paragraph Font"/>
     <w:uiPriority w:val="1"/>
+    <w:semiHidden/>
     <w:unhideWhenUsed/>
   </w:style>
   <w:style w:type="table" w:default="1" w:styleId="a1">

--- a/Отчет_по_НИР_Фокин_А_С.docx
+++ b/Отчет_по_НИР_Фокин_А_С.docx
@@ -68,7 +68,7 @@
                 <w:noProof/>
               </w:rPr>
               <w:drawing>
-                <wp:inline distT="0" distB="0" distL="0" distR="0" wp14:anchorId="20738DC4" wp14:editId="3EAD09C0">
+                <wp:inline distT="0" distB="0" distL="0" distR="0" wp14:anchorId="20738DC4" wp14:editId="6F0E6946">
                   <wp:extent cx="885825" cy="1009650"/>
                   <wp:effectExtent l="0" t="0" r="0" b="0"/>
                   <wp:docPr id="2" name="Рисунок 1"/>
@@ -1404,6 +1404,8 @@
         <w:jc w:val="center"/>
         <w:rPr>
           <w:rFonts w:ascii="Times New Roman" w:hAnsi="Times New Roman"/>
+          <w:b w:val="0"/>
+          <w:bCs w:val="0"/>
           <w:sz w:val="28"/>
           <w:szCs w:val="28"/>
         </w:rPr>
@@ -1416,9 +1418,12 @@
         <w:br w:type="page"/>
       </w:r>
       <w:bookmarkStart w:id="1" w:name="_Toc199853123"/>
+      <w:bookmarkStart w:id="2" w:name="_Toc216549752"/>
       <w:r>
         <w:rPr>
           <w:rFonts w:ascii="Times New Roman" w:hAnsi="Times New Roman"/>
+          <w:b w:val="0"/>
+          <w:bCs w:val="0"/>
           <w:sz w:val="28"/>
           <w:szCs w:val="28"/>
         </w:rPr>
@@ -1426,8 +1431,16 @@
         <w:t>ОГЛАВЛЕНИЕ</w:t>
       </w:r>
       <w:bookmarkEnd w:id="1"/>
-    </w:p>
-    <w:p/>
+      <w:bookmarkEnd w:id="2"/>
+    </w:p>
+    <w:p>
+      <w:pPr>
+        <w:rPr>
+          <w:sz w:val="28"/>
+          <w:szCs w:val="28"/>
+        </w:rPr>
+      </w:pPr>
+    </w:p>
     <w:p>
       <w:pPr>
         <w:pStyle w:val="10"/>
@@ -1440,13 +1453,17 @@
           <w:bCs w:val="0"/>
           <w:caps w:val="0"/>
           <w:noProof/>
+          <w:kern w:val="2"/>
           <w:sz w:val="28"/>
           <w:szCs w:val="28"/>
+          <w14:ligatures w14:val="standardContextual"/>
         </w:rPr>
       </w:pPr>
       <w:r>
         <w:rPr>
           <w:b w:val="0"/>
+          <w:bCs w:val="0"/>
+          <w:caps w:val="0"/>
           <w:sz w:val="28"/>
           <w:szCs w:val="28"/>
         </w:rPr>
@@ -1455,6 +1472,8 @@
       <w:r>
         <w:rPr>
           <w:b w:val="0"/>
+          <w:bCs w:val="0"/>
+          <w:caps w:val="0"/>
           <w:sz w:val="28"/>
           <w:szCs w:val="28"/>
         </w:rPr>
@@ -1463,23 +1482,42 @@
       <w:r>
         <w:rPr>
           <w:b w:val="0"/>
+          <w:bCs w:val="0"/>
+          <w:caps w:val="0"/>
           <w:sz w:val="28"/>
           <w:szCs w:val="28"/>
         </w:rPr>
         <w:fldChar w:fldCharType="separate"/>
       </w:r>
-      <w:hyperlink w:anchor="_Toc199853124" w:history="1">
+      <w:hyperlink w:anchor="_Toc216549752" w:history="1"/>
+      <w:hyperlink w:anchor="_Toc216549753" w:history="1">
         <w:r>
           <w:rPr>
             <w:rStyle w:val="a3"/>
-            <w:noProof/>
-            <w:sz w:val="28"/>
-            <w:szCs w:val="28"/>
-          </w:rPr>
-          <w:t>ВВЕДЕНИЕ</w:t>
-        </w:r>
-        <w:r>
-          <w:rPr>
+            <w:b w:val="0"/>
+            <w:bCs w:val="0"/>
+            <w:noProof/>
+            <w:sz w:val="28"/>
+            <w:szCs w:val="28"/>
+          </w:rPr>
+          <w:t>В</w:t>
+        </w:r>
+        <w:r>
+          <w:rPr>
+            <w:rStyle w:val="a3"/>
+            <w:b w:val="0"/>
+            <w:bCs w:val="0"/>
+            <w:caps w:val="0"/>
+            <w:noProof/>
+            <w:sz w:val="28"/>
+            <w:szCs w:val="28"/>
+          </w:rPr>
+          <w:t>ведение</w:t>
+        </w:r>
+        <w:r>
+          <w:rPr>
+            <w:b w:val="0"/>
+            <w:bCs w:val="0"/>
             <w:noProof/>
             <w:webHidden/>
             <w:sz w:val="28"/>
@@ -1489,6 +1527,8 @@
         </w:r>
         <w:r>
           <w:rPr>
+            <w:b w:val="0"/>
+            <w:bCs w:val="0"/>
             <w:noProof/>
             <w:webHidden/>
             <w:sz w:val="28"/>
@@ -1498,15 +1538,19 @@
         </w:r>
         <w:r>
           <w:rPr>
+            <w:b w:val="0"/>
+            <w:bCs w:val="0"/>
             <w:noProof/>
             <w:webHidden/>
             <w:sz w:val="28"/>
             <w:szCs w:val="28"/>
           </w:rPr>
-          <w:instrText xml:space="preserve"> PAGEREF _Toc199853124 \h </w:instrText>
-        </w:r>
-        <w:r>
-          <w:rPr>
+          <w:instrText xml:space="preserve"> PAGEREF _Toc216549753 \h </w:instrText>
+        </w:r>
+        <w:r>
+          <w:rPr>
+            <w:b w:val="0"/>
+            <w:bCs w:val="0"/>
             <w:noProof/>
             <w:webHidden/>
             <w:sz w:val="28"/>
@@ -1515,6 +1559,8 @@
         </w:r>
         <w:r>
           <w:rPr>
+            <w:b w:val="0"/>
+            <w:bCs w:val="0"/>
             <w:noProof/>
             <w:webHidden/>
             <w:sz w:val="28"/>
@@ -1524,6 +1570,8 @@
         </w:r>
         <w:r>
           <w:rPr>
+            <w:b w:val="0"/>
+            <w:bCs w:val="0"/>
             <w:noProof/>
             <w:webHidden/>
             <w:sz w:val="28"/>
@@ -1533,6 +1581,8 @@
         </w:r>
         <w:r>
           <w:rPr>
+            <w:b w:val="0"/>
+            <w:bCs w:val="0"/>
             <w:noProof/>
             <w:webHidden/>
             <w:sz w:val="28"/>
@@ -1546,6 +1596,7 @@
       <w:pPr>
         <w:pStyle w:val="10"/>
         <w:tabs>
+          <w:tab w:val="left" w:pos="480"/>
           <w:tab w:val="right" w:leader="dot" w:pos="9345"/>
         </w:tabs>
         <w:rPr>
@@ -1554,22 +1605,56 @@
           <w:bCs w:val="0"/>
           <w:caps w:val="0"/>
           <w:noProof/>
+          <w:kern w:val="2"/>
           <w:sz w:val="28"/>
           <w:szCs w:val="28"/>
-        </w:rPr>
-      </w:pPr>
-      <w:hyperlink w:anchor="_Toc199853125" w:history="1">
+          <w14:ligatures w14:val="standardContextual"/>
+        </w:rPr>
+      </w:pPr>
+      <w:hyperlink w:anchor="_Toc216549754" w:history="1">
         <w:r>
           <w:rPr>
             <w:rStyle w:val="a3"/>
-            <w:noProof/>
-            <w:sz w:val="28"/>
-            <w:szCs w:val="28"/>
-          </w:rPr>
-          <w:t>1 ПОСТАНОВКА ЗАДАЧИ</w:t>
-        </w:r>
-        <w:r>
-          <w:rPr>
+            <w:b w:val="0"/>
+            <w:bCs w:val="0"/>
+            <w:caps w:val="0"/>
+            <w:noProof/>
+            <w:sz w:val="28"/>
+            <w:szCs w:val="28"/>
+          </w:rPr>
+          <w:t>1</w:t>
+        </w:r>
+        <w:r>
+          <w:rPr>
+            <w:rFonts w:asciiTheme="minorHAnsi" w:eastAsiaTheme="minorEastAsia" w:hAnsiTheme="minorHAnsi" w:cstheme="minorBidi"/>
+            <w:b w:val="0"/>
+            <w:bCs w:val="0"/>
+            <w:caps w:val="0"/>
+            <w:noProof/>
+            <w:kern w:val="2"/>
+            <w:sz w:val="28"/>
+            <w:szCs w:val="28"/>
+            <w14:ligatures w14:val="standardContextual"/>
+          </w:rPr>
+          <w:t xml:space="preserve"> </w:t>
+        </w:r>
+        <w:r>
+          <w:rPr>
+            <w:rStyle w:val="a3"/>
+            <w:b w:val="0"/>
+            <w:bCs w:val="0"/>
+            <w:caps w:val="0"/>
+            <w:noProof/>
+            <w:sz w:val="28"/>
+            <w:szCs w:val="28"/>
+          </w:rPr>
+          <w:t>Постановка задачи</w:t>
+        </w:r>
+        <w:r>
+          <w:rPr>
+            <w:b w:val="0"/>
+            <w:bCs w:val="0"/>
+            <w:caps w:val="0"/>
             <w:noProof/>
             <w:webHidden/>
             <w:sz w:val="28"/>
@@ -1579,6 +1664,9 @@
         </w:r>
         <w:r>
           <w:rPr>
+            <w:b w:val="0"/>
+            <w:bCs w:val="0"/>
+            <w:caps w:val="0"/>
             <w:noProof/>
             <w:webHidden/>
             <w:sz w:val="28"/>
@@ -1588,15 +1676,21 @@
         </w:r>
         <w:r>
           <w:rPr>
+            <w:b w:val="0"/>
+            <w:bCs w:val="0"/>
+            <w:caps w:val="0"/>
             <w:noProof/>
             <w:webHidden/>
             <w:sz w:val="28"/>
             <w:szCs w:val="28"/>
           </w:rPr>
-          <w:instrText xml:space="preserve"> PAGEREF _Toc199853125 \h </w:instrText>
-        </w:r>
-        <w:r>
-          <w:rPr>
+          <w:instrText xml:space="preserve"> PAGEREF _Toc216549754 \h </w:instrText>
+        </w:r>
+        <w:r>
+          <w:rPr>
+            <w:b w:val="0"/>
+            <w:bCs w:val="0"/>
+            <w:caps w:val="0"/>
             <w:noProof/>
             <w:webHidden/>
             <w:sz w:val="28"/>
@@ -1605,6 +1699,9 @@
         </w:r>
         <w:r>
           <w:rPr>
+            <w:b w:val="0"/>
+            <w:bCs w:val="0"/>
+            <w:caps w:val="0"/>
             <w:noProof/>
             <w:webHidden/>
             <w:sz w:val="28"/>
@@ -1614,6 +1711,9 @@
         </w:r>
         <w:r>
           <w:rPr>
+            <w:b w:val="0"/>
+            <w:bCs w:val="0"/>
+            <w:caps w:val="0"/>
             <w:noProof/>
             <w:webHidden/>
             <w:sz w:val="28"/>
@@ -1623,6 +1723,9 @@
         </w:r>
         <w:r>
           <w:rPr>
+            <w:b w:val="0"/>
+            <w:bCs w:val="0"/>
+            <w:caps w:val="0"/>
             <w:noProof/>
             <w:webHidden/>
             <w:sz w:val="28"/>
@@ -1636,17 +1739,20 @@
       <w:pPr>
         <w:pStyle w:val="2"/>
         <w:tabs>
+          <w:tab w:val="left" w:pos="960"/>
           <w:tab w:val="right" w:leader="dot" w:pos="9345"/>
         </w:tabs>
         <w:rPr>
           <w:rFonts w:asciiTheme="minorHAnsi" w:eastAsiaTheme="minorEastAsia" w:hAnsiTheme="minorHAnsi" w:cstheme="minorBidi"/>
           <w:smallCaps w:val="0"/>
           <w:noProof/>
+          <w:kern w:val="2"/>
           <w:sz w:val="28"/>
           <w:szCs w:val="28"/>
-        </w:rPr>
-      </w:pPr>
-      <w:hyperlink w:anchor="_Toc199853126" w:history="1">
+          <w14:ligatures w14:val="standardContextual"/>
+        </w:rPr>
+      </w:pPr>
+      <w:hyperlink w:anchor="_Toc216549755" w:history="1">
         <w:r>
           <w:rPr>
             <w:rStyle w:val="a3"/>
@@ -1654,7 +1760,28 @@
             <w:sz w:val="28"/>
             <w:szCs w:val="28"/>
           </w:rPr>
-          <w:t>1.1 Задание</w:t>
+          <w:t>1.1</w:t>
+        </w:r>
+        <w:r>
+          <w:rPr>
+            <w:rFonts w:asciiTheme="minorHAnsi" w:eastAsiaTheme="minorEastAsia" w:hAnsiTheme="minorHAnsi" w:cstheme="minorBidi"/>
+            <w:smallCaps w:val="0"/>
+            <w:noProof/>
+            <w:kern w:val="2"/>
+            <w:sz w:val="28"/>
+            <w:szCs w:val="28"/>
+            <w14:ligatures w14:val="standardContextual"/>
+          </w:rPr>
+          <w:tab/>
+        </w:r>
+        <w:r>
+          <w:rPr>
+            <w:rStyle w:val="a3"/>
+            <w:noProof/>
+            <w:sz w:val="28"/>
+            <w:szCs w:val="28"/>
+          </w:rPr>
+          <w:t>Задание</w:t>
         </w:r>
         <w:r>
           <w:rPr>
@@ -1681,7 +1808,7 @@
             <w:sz w:val="28"/>
             <w:szCs w:val="28"/>
           </w:rPr>
-          <w:instrText xml:space="preserve"> PAGEREF _Toc199853126 \h </w:instrText>
+          <w:instrText xml:space="preserve"> PAGEREF _Toc216549755 \h </w:instrText>
         </w:r>
         <w:r>
           <w:rPr>
@@ -1732,22 +1859,30 @@
           <w:bCs w:val="0"/>
           <w:caps w:val="0"/>
           <w:noProof/>
+          <w:kern w:val="2"/>
           <w:sz w:val="28"/>
           <w:szCs w:val="28"/>
-        </w:rPr>
-      </w:pPr>
-      <w:hyperlink w:anchor="_Toc199853127" w:history="1">
+          <w14:ligatures w14:val="standardContextual"/>
+        </w:rPr>
+      </w:pPr>
+      <w:hyperlink w:anchor="_Toc216549756" w:history="1">
         <w:r>
           <w:rPr>
             <w:rStyle w:val="a3"/>
-            <w:noProof/>
-            <w:sz w:val="28"/>
-            <w:szCs w:val="28"/>
-          </w:rPr>
-          <w:t>2 ОПИСАНИЕ РАБОТ И РЕЗУЛЬТАТОВ</w:t>
-        </w:r>
-        <w:r>
-          <w:rPr>
+            <w:b w:val="0"/>
+            <w:bCs w:val="0"/>
+            <w:caps w:val="0"/>
+            <w:noProof/>
+            <w:sz w:val="28"/>
+            <w:szCs w:val="28"/>
+          </w:rPr>
+          <w:t>2 Описание работ и результатов</w:t>
+        </w:r>
+        <w:r>
+          <w:rPr>
+            <w:b w:val="0"/>
+            <w:bCs w:val="0"/>
+            <w:caps w:val="0"/>
             <w:noProof/>
             <w:webHidden/>
             <w:sz w:val="28"/>
@@ -1757,6 +1892,9 @@
         </w:r>
         <w:r>
           <w:rPr>
+            <w:b w:val="0"/>
+            <w:bCs w:val="0"/>
+            <w:caps w:val="0"/>
             <w:noProof/>
             <w:webHidden/>
             <w:sz w:val="28"/>
@@ -1766,15 +1904,21 @@
         </w:r>
         <w:r>
           <w:rPr>
+            <w:b w:val="0"/>
+            <w:bCs w:val="0"/>
+            <w:caps w:val="0"/>
             <w:noProof/>
             <w:webHidden/>
             <w:sz w:val="28"/>
             <w:szCs w:val="28"/>
           </w:rPr>
-          <w:instrText xml:space="preserve"> PAGEREF _Toc199853127 \h </w:instrText>
-        </w:r>
-        <w:r>
-          <w:rPr>
+          <w:instrText xml:space="preserve"> PAGEREF _Toc216549756 \h </w:instrText>
+        </w:r>
+        <w:r>
+          <w:rPr>
+            <w:b w:val="0"/>
+            <w:bCs w:val="0"/>
+            <w:caps w:val="0"/>
             <w:noProof/>
             <w:webHidden/>
             <w:sz w:val="28"/>
@@ -1783,6 +1927,9 @@
         </w:r>
         <w:r>
           <w:rPr>
+            <w:b w:val="0"/>
+            <w:bCs w:val="0"/>
+            <w:caps w:val="0"/>
             <w:noProof/>
             <w:webHidden/>
             <w:sz w:val="28"/>
@@ -1792,6 +1939,9 @@
         </w:r>
         <w:r>
           <w:rPr>
+            <w:b w:val="0"/>
+            <w:bCs w:val="0"/>
+            <w:caps w:val="0"/>
             <w:noProof/>
             <w:webHidden/>
             <w:sz w:val="28"/>
@@ -1801,6 +1951,9 @@
         </w:r>
         <w:r>
           <w:rPr>
+            <w:b w:val="0"/>
+            <w:bCs w:val="0"/>
+            <w:caps w:val="0"/>
             <w:noProof/>
             <w:webHidden/>
             <w:sz w:val="28"/>
@@ -1820,11 +1973,13 @@
           <w:rFonts w:asciiTheme="minorHAnsi" w:eastAsiaTheme="minorEastAsia" w:hAnsiTheme="minorHAnsi" w:cstheme="minorBidi"/>
           <w:smallCaps w:val="0"/>
           <w:noProof/>
+          <w:kern w:val="2"/>
           <w:sz w:val="28"/>
           <w:szCs w:val="28"/>
-        </w:rPr>
-      </w:pPr>
-      <w:hyperlink w:anchor="_Toc199853128" w:history="1">
+          <w14:ligatures w14:val="standardContextual"/>
+        </w:rPr>
+      </w:pPr>
+      <w:hyperlink w:anchor="_Toc216549757" w:history="1">
         <w:r>
           <w:rPr>
             <w:rStyle w:val="a3"/>
@@ -1859,7 +2014,7 @@
             <w:sz w:val="28"/>
             <w:szCs w:val="28"/>
           </w:rPr>
-          <w:instrText xml:space="preserve"> PAGEREF _Toc199853128 \h </w:instrText>
+          <w:instrText xml:space="preserve"> PAGEREF _Toc216549757 \h </w:instrText>
         </w:r>
         <w:r>
           <w:rPr>
@@ -1908,11 +2063,13 @@
           <w:rFonts w:asciiTheme="minorHAnsi" w:eastAsiaTheme="minorEastAsia" w:hAnsiTheme="minorHAnsi" w:cstheme="minorBidi"/>
           <w:smallCaps w:val="0"/>
           <w:noProof/>
+          <w:kern w:val="2"/>
           <w:sz w:val="28"/>
           <w:szCs w:val="28"/>
-        </w:rPr>
-      </w:pPr>
-      <w:hyperlink w:anchor="_Toc199853129" w:history="1">
+          <w14:ligatures w14:val="standardContextual"/>
+        </w:rPr>
+      </w:pPr>
+      <w:hyperlink w:anchor="_Toc216549758" w:history="1">
         <w:r>
           <w:rPr>
             <w:rStyle w:val="a3"/>
@@ -1947,7 +2104,7 @@
             <w:sz w:val="28"/>
             <w:szCs w:val="28"/>
           </w:rPr>
-          <w:instrText xml:space="preserve"> PAGEREF _Toc199853129 \h </w:instrText>
+          <w:instrText xml:space="preserve"> PAGEREF _Toc216549758 \h </w:instrText>
         </w:r>
         <w:r>
           <w:rPr>
@@ -1996,11 +2153,13 @@
           <w:rFonts w:asciiTheme="minorHAnsi" w:eastAsiaTheme="minorEastAsia" w:hAnsiTheme="minorHAnsi" w:cstheme="minorBidi"/>
           <w:smallCaps w:val="0"/>
           <w:noProof/>
+          <w:kern w:val="2"/>
           <w:sz w:val="28"/>
           <w:szCs w:val="28"/>
-        </w:rPr>
-      </w:pPr>
-      <w:hyperlink w:anchor="_Toc199853129" w:history="1">
+          <w14:ligatures w14:val="standardContextual"/>
+        </w:rPr>
+      </w:pPr>
+      <w:hyperlink w:anchor="_Toc216549759" w:history="1">
         <w:r>
           <w:rPr>
             <w:rStyle w:val="a3"/>
@@ -2008,32 +2167,7 @@
             <w:sz w:val="28"/>
             <w:szCs w:val="28"/>
           </w:rPr>
-          <w:t>2.</w:t>
-        </w:r>
-        <w:r>
-          <w:rPr>
-            <w:rStyle w:val="a3"/>
-            <w:noProof/>
-            <w:sz w:val="28"/>
-            <w:szCs w:val="28"/>
-          </w:rPr>
-          <w:t>3</w:t>
-        </w:r>
-        <w:r>
-          <w:rPr>
-            <w:rStyle w:val="a3"/>
-            <w:noProof/>
-            <w:sz w:val="28"/>
-            <w:szCs w:val="28"/>
-          </w:rPr>
-          <w:t xml:space="preserve"> </w:t>
-        </w:r>
-        <w:r>
-          <w:rPr>
-            <w:sz w:val="28"/>
-            <w:szCs w:val="28"/>
-          </w:rPr>
-          <w:t>Архитектура приложения</w:t>
+          <w:t>2.3 Архитектура приложения</w:t>
         </w:r>
         <w:r>
           <w:rPr>
@@ -2051,59 +2185,43 @@
             <w:sz w:val="28"/>
             <w:szCs w:val="28"/>
           </w:rPr>
+          <w:fldChar w:fldCharType="begin"/>
+        </w:r>
+        <w:r>
+          <w:rPr>
+            <w:noProof/>
+            <w:webHidden/>
+            <w:sz w:val="28"/>
+            <w:szCs w:val="28"/>
+          </w:rPr>
+          <w:instrText xml:space="preserve"> PAGEREF _Toc216549759 \h </w:instrText>
+        </w:r>
+        <w:r>
+          <w:rPr>
+            <w:noProof/>
+            <w:webHidden/>
+            <w:sz w:val="28"/>
+            <w:szCs w:val="28"/>
+          </w:rPr>
+        </w:r>
+        <w:r>
+          <w:rPr>
+            <w:noProof/>
+            <w:webHidden/>
+            <w:sz w:val="28"/>
+            <w:szCs w:val="28"/>
+          </w:rPr>
+          <w:fldChar w:fldCharType="separate"/>
+        </w:r>
+        <w:r>
+          <w:rPr>
+            <w:noProof/>
+            <w:webHidden/>
+            <w:sz w:val="28"/>
+            <w:szCs w:val="28"/>
+          </w:rPr>
           <w:t>6</w:t>
         </w:r>
-      </w:hyperlink>
-    </w:p>
-    <w:p>
-      <w:pPr>
-        <w:pStyle w:val="2"/>
-        <w:tabs>
-          <w:tab w:val="right" w:leader="dot" w:pos="9345"/>
-        </w:tabs>
-        <w:rPr>
-          <w:rFonts w:asciiTheme="minorHAnsi" w:eastAsiaTheme="minorEastAsia" w:hAnsiTheme="minorHAnsi" w:cstheme="minorBidi"/>
-          <w:smallCaps w:val="0"/>
-          <w:noProof/>
-          <w:sz w:val="28"/>
-          <w:szCs w:val="28"/>
-        </w:rPr>
-      </w:pPr>
-      <w:hyperlink w:anchor="_Toc199853129" w:history="1">
-        <w:r>
-          <w:rPr>
-            <w:rStyle w:val="a3"/>
-            <w:noProof/>
-            <w:sz w:val="28"/>
-            <w:szCs w:val="28"/>
-          </w:rPr>
-          <w:t>2.</w:t>
-        </w:r>
-        <w:r>
-          <w:rPr>
-            <w:rStyle w:val="a3"/>
-            <w:noProof/>
-            <w:sz w:val="28"/>
-            <w:szCs w:val="28"/>
-          </w:rPr>
-          <w:t>4</w:t>
-        </w:r>
-        <w:r>
-          <w:rPr>
-            <w:rStyle w:val="a3"/>
-            <w:noProof/>
-            <w:sz w:val="28"/>
-            <w:szCs w:val="28"/>
-          </w:rPr>
-          <w:t xml:space="preserve"> </w:t>
-        </w:r>
-        <w:r>
-          <w:rPr>
-            <w:sz w:val="28"/>
-            <w:szCs w:val="28"/>
-          </w:rPr>
-          <w:t>Доступ к результатам</w:t>
-        </w:r>
         <w:r>
           <w:rPr>
             <w:noProof/>
@@ -2111,16 +2229,7 @@
             <w:sz w:val="28"/>
             <w:szCs w:val="28"/>
           </w:rPr>
-          <w:tab/>
-        </w:r>
-        <w:r>
-          <w:rPr>
-            <w:noProof/>
-            <w:webHidden/>
-            <w:sz w:val="28"/>
-            <w:szCs w:val="28"/>
-          </w:rPr>
-          <w:t>7</w:t>
+          <w:fldChar w:fldCharType="end"/>
         </w:r>
       </w:hyperlink>
     </w:p>
@@ -2136,22 +2245,30 @@
           <w:bCs w:val="0"/>
           <w:caps w:val="0"/>
           <w:noProof/>
+          <w:kern w:val="2"/>
           <w:sz w:val="28"/>
           <w:szCs w:val="28"/>
-        </w:rPr>
-      </w:pPr>
-      <w:hyperlink w:anchor="_Toc199853130" w:history="1">
+          <w14:ligatures w14:val="standardContextual"/>
+        </w:rPr>
+      </w:pPr>
+      <w:hyperlink w:anchor="_Toc216549760" w:history="1">
         <w:r>
           <w:rPr>
             <w:rStyle w:val="a3"/>
-            <w:noProof/>
-            <w:sz w:val="28"/>
-            <w:szCs w:val="28"/>
-          </w:rPr>
-          <w:t>ЗАКЛЮЧЕНИЕ</w:t>
-        </w:r>
-        <w:r>
-          <w:rPr>
+            <w:b w:val="0"/>
+            <w:bCs w:val="0"/>
+            <w:caps w:val="0"/>
+            <w:noProof/>
+            <w:sz w:val="28"/>
+            <w:szCs w:val="28"/>
+          </w:rPr>
+          <w:t>Заключение</w:t>
+        </w:r>
+        <w:r>
+          <w:rPr>
+            <w:b w:val="0"/>
+            <w:bCs w:val="0"/>
+            <w:caps w:val="0"/>
             <w:noProof/>
             <w:webHidden/>
             <w:sz w:val="28"/>
@@ -2161,12 +2278,74 @@
         </w:r>
         <w:r>
           <w:rPr>
+            <w:b w:val="0"/>
+            <w:bCs w:val="0"/>
+            <w:caps w:val="0"/>
             <w:noProof/>
             <w:webHidden/>
             <w:sz w:val="28"/>
             <w:szCs w:val="28"/>
           </w:rPr>
+          <w:fldChar w:fldCharType="begin"/>
+        </w:r>
+        <w:r>
+          <w:rPr>
+            <w:b w:val="0"/>
+            <w:bCs w:val="0"/>
+            <w:caps w:val="0"/>
+            <w:noProof/>
+            <w:webHidden/>
+            <w:sz w:val="28"/>
+            <w:szCs w:val="28"/>
+          </w:rPr>
+          <w:instrText xml:space="preserve"> PAGEREF _Toc216549760 \h </w:instrText>
+        </w:r>
+        <w:r>
+          <w:rPr>
+            <w:b w:val="0"/>
+            <w:bCs w:val="0"/>
+            <w:caps w:val="0"/>
+            <w:noProof/>
+            <w:webHidden/>
+            <w:sz w:val="28"/>
+            <w:szCs w:val="28"/>
+          </w:rPr>
+        </w:r>
+        <w:r>
+          <w:rPr>
+            <w:b w:val="0"/>
+            <w:bCs w:val="0"/>
+            <w:caps w:val="0"/>
+            <w:noProof/>
+            <w:webHidden/>
+            <w:sz w:val="28"/>
+            <w:szCs w:val="28"/>
+          </w:rPr>
+          <w:fldChar w:fldCharType="separate"/>
+        </w:r>
+        <w:r>
+          <w:rPr>
+            <w:b w:val="0"/>
+            <w:bCs w:val="0"/>
+            <w:caps w:val="0"/>
+            <w:noProof/>
+            <w:webHidden/>
+            <w:sz w:val="28"/>
+            <w:szCs w:val="28"/>
+          </w:rPr>
           <w:t>8</w:t>
+        </w:r>
+        <w:r>
+          <w:rPr>
+            <w:b w:val="0"/>
+            <w:bCs w:val="0"/>
+            <w:caps w:val="0"/>
+            <w:noProof/>
+            <w:webHidden/>
+            <w:sz w:val="28"/>
+            <w:szCs w:val="28"/>
+          </w:rPr>
+          <w:fldChar w:fldCharType="end"/>
         </w:r>
       </w:hyperlink>
     </w:p>
@@ -2182,22 +2361,54 @@
           <w:bCs w:val="0"/>
           <w:caps w:val="0"/>
           <w:noProof/>
+          <w:kern w:val="2"/>
           <w:sz w:val="28"/>
           <w:szCs w:val="28"/>
-        </w:rPr>
-      </w:pPr>
-      <w:hyperlink w:anchor="_Toc199853131" w:history="1">
+          <w14:ligatures w14:val="standardContextual"/>
+        </w:rPr>
+      </w:pPr>
+      <w:hyperlink w:anchor="_Toc216549761" w:history="1">
         <w:r>
           <w:rPr>
             <w:rStyle w:val="a3"/>
-            <w:noProof/>
-            <w:sz w:val="28"/>
-            <w:szCs w:val="28"/>
-          </w:rPr>
-          <w:t>СПИСОК ИСПОЛЬЗОВАННЫХ ИСТОЧНИКОВ</w:t>
-        </w:r>
-        <w:r>
-          <w:rPr>
+            <w:b w:val="0"/>
+            <w:bCs w:val="0"/>
+            <w:caps w:val="0"/>
+            <w:noProof/>
+            <w:sz w:val="28"/>
+            <w:szCs w:val="28"/>
+          </w:rPr>
+          <w:t>Список использов</w:t>
+        </w:r>
+        <w:r>
+          <w:rPr>
+            <w:rStyle w:val="a3"/>
+            <w:b w:val="0"/>
+            <w:bCs w:val="0"/>
+            <w:caps w:val="0"/>
+            <w:noProof/>
+            <w:sz w:val="28"/>
+            <w:szCs w:val="28"/>
+          </w:rPr>
+          <w:t>а</w:t>
+        </w:r>
+        <w:r>
+          <w:rPr>
+            <w:rStyle w:val="a3"/>
+            <w:b w:val="0"/>
+            <w:bCs w:val="0"/>
+            <w:caps w:val="0"/>
+            <w:noProof/>
+            <w:sz w:val="28"/>
+            <w:szCs w:val="28"/>
+          </w:rPr>
+          <w:t>нных источников</w:t>
+        </w:r>
+        <w:r>
+          <w:rPr>
+            <w:b w:val="0"/>
+            <w:bCs w:val="0"/>
+            <w:caps w:val="0"/>
             <w:noProof/>
             <w:webHidden/>
             <w:sz w:val="28"/>
@@ -2207,20 +2418,81 @@
         </w:r>
         <w:r>
           <w:rPr>
+            <w:b w:val="0"/>
+            <w:bCs w:val="0"/>
+            <w:caps w:val="0"/>
             <w:noProof/>
             <w:webHidden/>
             <w:sz w:val="28"/>
             <w:szCs w:val="28"/>
           </w:rPr>
+          <w:fldChar w:fldCharType="begin"/>
+        </w:r>
+        <w:r>
+          <w:rPr>
+            <w:b w:val="0"/>
+            <w:bCs w:val="0"/>
+            <w:caps w:val="0"/>
+            <w:noProof/>
+            <w:webHidden/>
+            <w:sz w:val="28"/>
+            <w:szCs w:val="28"/>
+          </w:rPr>
+          <w:instrText xml:space="preserve"> PAGEREF _Toc216549761 \h </w:instrText>
+        </w:r>
+        <w:r>
+          <w:rPr>
+            <w:b w:val="0"/>
+            <w:bCs w:val="0"/>
+            <w:caps w:val="0"/>
+            <w:noProof/>
+            <w:webHidden/>
+            <w:sz w:val="28"/>
+            <w:szCs w:val="28"/>
+          </w:rPr>
+        </w:r>
+        <w:r>
+          <w:rPr>
+            <w:b w:val="0"/>
+            <w:bCs w:val="0"/>
+            <w:caps w:val="0"/>
+            <w:noProof/>
+            <w:webHidden/>
+            <w:sz w:val="28"/>
+            <w:szCs w:val="28"/>
+          </w:rPr>
+          <w:fldChar w:fldCharType="separate"/>
+        </w:r>
+        <w:r>
+          <w:rPr>
+            <w:b w:val="0"/>
+            <w:bCs w:val="0"/>
+            <w:caps w:val="0"/>
+            <w:noProof/>
+            <w:webHidden/>
+            <w:sz w:val="28"/>
+            <w:szCs w:val="28"/>
+          </w:rPr>
           <w:t>9</w:t>
         </w:r>
+        <w:r>
+          <w:rPr>
+            <w:b w:val="0"/>
+            <w:bCs w:val="0"/>
+            <w:caps w:val="0"/>
+            <w:noProof/>
+            <w:webHidden/>
+            <w:sz w:val="28"/>
+            <w:szCs w:val="28"/>
+          </w:rPr>
+          <w:fldChar w:fldCharType="end"/>
+        </w:r>
       </w:hyperlink>
     </w:p>
     <w:p>
       <w:r>
         <w:rPr>
           <w:rFonts w:ascii="Times New Roman" w:hAnsi="Times New Roman"/>
-          <w:bCs/>
           <w:sz w:val="28"/>
           <w:szCs w:val="28"/>
         </w:rPr>
@@ -2234,6 +2506,8 @@
         <w:jc w:val="center"/>
         <w:rPr>
           <w:rFonts w:ascii="Times New Roman" w:hAnsi="Times New Roman" w:cs="Times New Roman"/>
+          <w:b w:val="0"/>
+          <w:bCs w:val="0"/>
           <w:sz w:val="28"/>
           <w:szCs w:val="28"/>
         </w:rPr>
@@ -2244,19 +2518,32 @@
         </w:rPr>
         <w:br w:type="page"/>
       </w:r>
-      <w:bookmarkStart w:id="2" w:name="_Toc199853124"/>
+      <w:bookmarkStart w:id="3" w:name="_Toc216549753"/>
       <w:r>
         <w:rPr>
           <w:rFonts w:ascii="Times New Roman" w:hAnsi="Times New Roman" w:cs="Times New Roman"/>
+          <w:b w:val="0"/>
+          <w:bCs w:val="0"/>
           <w:sz w:val="28"/>
           <w:szCs w:val="28"/>
         </w:rPr>
         <w:lastRenderedPageBreak/>
-        <w:t>ВВЕДЕНИЕ</w:t>
+        <w:t>В</w:t>
       </w:r>
       <w:bookmarkEnd w:id="0"/>
-      <w:bookmarkEnd w:id="2"/>
-    </w:p>
+      <w:r>
+        <w:rPr>
+          <w:rFonts w:ascii="Times New Roman" w:hAnsi="Times New Roman" w:cs="Times New Roman"/>
+          <w:b w:val="0"/>
+          <w:bCs w:val="0"/>
+          <w:sz w:val="28"/>
+          <w:szCs w:val="28"/>
+        </w:rPr>
+        <w:t>ведение</w:t>
+      </w:r>
+      <w:bookmarkEnd w:id="3"/>
+    </w:p>
+    <w:p/>
     <w:p>
       <w:pPr>
         <w:pStyle w:val="a4"/>
@@ -2270,19 +2557,13 @@
         <w:rPr>
           <w:szCs w:val="28"/>
         </w:rPr>
-        <w:t>На базовой кафедре</w:t>
-      </w:r>
-      <w:r>
-        <w:rPr>
-          <w:szCs w:val="28"/>
-        </w:rPr>
-        <w:t xml:space="preserve"> есть большое количество сложных вычислений</w:t>
-      </w:r>
-      <w:r>
-        <w:rPr>
-          <w:szCs w:val="28"/>
-        </w:rPr>
-        <w:t xml:space="preserve">. В связи с этим </w:t>
+        <w:t>На базовой кафедре в рамках учебного процесса и научной деятельности регулярно возникает необходимость выполнения большого объёма математических вычислений различной сложности.</w:t>
+      </w:r>
+      <w:r>
+        <w:rPr>
+          <w:szCs w:val="28"/>
+        </w:rPr>
+        <w:t xml:space="preserve"> В связи с этим </w:t>
       </w:r>
       <w:r>
         <w:rPr>
@@ -2324,7 +2605,31 @@
         <w:rPr>
           <w:szCs w:val="28"/>
         </w:rPr>
-        <w:t>видов (обычный, инженерный, программист)</w:t>
+        <w:t xml:space="preserve">видов (обычный, инженерный, </w:t>
+      </w:r>
+      <w:r>
+        <w:rPr>
+          <w:szCs w:val="28"/>
+        </w:rPr>
+        <w:t xml:space="preserve">для </w:t>
+      </w:r>
+      <w:r>
+        <w:rPr>
+          <w:szCs w:val="28"/>
+        </w:rPr>
+        <w:t>программист</w:t>
+      </w:r>
+      <w:r>
+        <w:rPr>
+          <w:szCs w:val="28"/>
+        </w:rPr>
+        <w:t>а</w:t>
+      </w:r>
+      <w:r>
+        <w:rPr>
+          <w:szCs w:val="28"/>
+        </w:rPr>
+        <w:t>)</w:t>
       </w:r>
       <w:r>
         <w:rPr>
@@ -2346,25 +2651,257 @@
     <w:p>
       <w:pPr>
         <w:pStyle w:val="1"/>
+        <w:numPr>
+          <w:ilvl w:val="0"/>
+          <w:numId w:val="15"/>
+        </w:numPr>
         <w:spacing w:before="0" w:after="0" w:line="360" w:lineRule="auto"/>
         <w:jc w:val="center"/>
         <w:rPr>
           <w:rFonts w:ascii="Times New Roman" w:hAnsi="Times New Roman" w:cs="Times New Roman"/>
+          <w:b w:val="0"/>
+          <w:bCs w:val="0"/>
           <w:sz w:val="28"/>
           <w:szCs w:val="28"/>
         </w:rPr>
       </w:pPr>
-      <w:bookmarkStart w:id="3" w:name="_Toc199853125"/>
+      <w:bookmarkStart w:id="4" w:name="_Toc216549754"/>
       <w:r>
         <w:rPr>
           <w:rFonts w:ascii="Times New Roman" w:hAnsi="Times New Roman" w:cs="Times New Roman"/>
+          <w:b w:val="0"/>
+          <w:bCs w:val="0"/>
           <w:sz w:val="28"/>
           <w:szCs w:val="28"/>
         </w:rPr>
-        <w:t>1 ПОСТАНОВКА ЗАДАЧИ</w:t>
-      </w:r>
-      <w:bookmarkEnd w:id="3"/>
-    </w:p>
+        <w:t>Постановка задачи</w:t>
+      </w:r>
+      <w:bookmarkEnd w:id="4"/>
+    </w:p>
+    <w:p>
+      <w:pPr>
+        <w:pStyle w:val="af1"/>
+        <w:ind w:left="420"/>
+      </w:pPr>
+    </w:p>
+    <w:p>
+      <w:pPr>
+        <w:pStyle w:val="a7"/>
+        <w:numPr>
+          <w:ilvl w:val="1"/>
+          <w:numId w:val="15"/>
+        </w:numPr>
+        <w:spacing w:after="0" w:line="360" w:lineRule="auto"/>
+        <w:jc w:val="both"/>
+        <w:rPr>
+          <w:rFonts w:ascii="Times New Roman" w:hAnsi="Times New Roman"/>
+          <w:sz w:val="28"/>
+          <w:szCs w:val="28"/>
+        </w:rPr>
+      </w:pPr>
+      <w:bookmarkStart w:id="5" w:name="_Toc216549755"/>
+      <w:r>
+        <w:rPr>
+          <w:rFonts w:ascii="Times New Roman" w:hAnsi="Times New Roman"/>
+          <w:sz w:val="28"/>
+          <w:szCs w:val="28"/>
+        </w:rPr>
+        <w:t>Задание</w:t>
+      </w:r>
+      <w:bookmarkEnd w:id="5"/>
+    </w:p>
+    <w:p/>
+    <w:p>
+      <w:pPr>
+        <w:pStyle w:val="a4"/>
+        <w:spacing w:after="0"/>
+        <w:ind w:firstLine="709"/>
+        <w:rPr>
+          <w:szCs w:val="28"/>
+        </w:rPr>
+      </w:pPr>
+      <w:r>
+        <w:rPr>
+          <w:szCs w:val="28"/>
+        </w:rPr>
+        <w:t xml:space="preserve">Необходимо </w:t>
+      </w:r>
+      <w:r>
+        <w:rPr>
+          <w:szCs w:val="28"/>
+        </w:rPr>
+        <w:t>создать приложение</w:t>
+      </w:r>
+      <w:r>
+        <w:rPr>
+          <w:szCs w:val="28"/>
+        </w:rPr>
+        <w:t xml:space="preserve"> </w:t>
+      </w:r>
+      <w:r>
+        <w:rPr>
+          <w:szCs w:val="28"/>
+        </w:rPr>
+        <w:t xml:space="preserve">«Калькулятор» </w:t>
+      </w:r>
+      <w:r>
+        <w:rPr>
+          <w:szCs w:val="28"/>
+        </w:rPr>
+        <w:t xml:space="preserve">на основе </w:t>
+      </w:r>
+      <w:r>
+        <w:rPr>
+          <w:szCs w:val="28"/>
+        </w:rPr>
+        <w:t xml:space="preserve">Windows </w:t>
+      </w:r>
+      <w:proofErr w:type="spellStart"/>
+      <w:r>
+        <w:rPr>
+          <w:szCs w:val="28"/>
+        </w:rPr>
+        <w:t>Calculator</w:t>
+      </w:r>
+      <w:proofErr w:type="spellEnd"/>
+      <w:r>
+        <w:rPr>
+          <w:szCs w:val="28"/>
+        </w:rPr>
+        <w:t xml:space="preserve">, </w:t>
+      </w:r>
+      <w:r>
+        <w:rPr>
+          <w:szCs w:val="28"/>
+        </w:rPr>
+        <w:t>которое будет выполнять те же функции и состоять из трех режимов работы: обычный, инженер,</w:t>
+      </w:r>
+      <w:r>
+        <w:rPr>
+          <w:szCs w:val="28"/>
+        </w:rPr>
+        <w:t xml:space="preserve"> для</w:t>
+      </w:r>
+      <w:r>
+        <w:rPr>
+          <w:szCs w:val="28"/>
+        </w:rPr>
+        <w:t xml:space="preserve"> программист</w:t>
+      </w:r>
+      <w:r>
+        <w:rPr>
+          <w:szCs w:val="28"/>
+        </w:rPr>
+        <w:t>а</w:t>
+      </w:r>
+      <w:r>
+        <w:rPr>
+          <w:szCs w:val="28"/>
+        </w:rPr>
+        <w:t xml:space="preserve">. </w:t>
+      </w:r>
+      <w:r>
+        <w:br w:type="page"/>
+      </w:r>
+    </w:p>
+    <w:p>
+      <w:pPr>
+        <w:pStyle w:val="1"/>
+        <w:spacing w:before="0" w:after="0" w:line="360" w:lineRule="auto"/>
+        <w:jc w:val="center"/>
+        <w:rPr>
+          <w:rFonts w:ascii="Times New Roman" w:hAnsi="Times New Roman" w:cs="Times New Roman"/>
+          <w:b w:val="0"/>
+          <w:bCs w:val="0"/>
+          <w:sz w:val="28"/>
+          <w:szCs w:val="28"/>
+        </w:rPr>
+      </w:pPr>
+      <w:bookmarkStart w:id="6" w:name="_Toc216549756"/>
+      <w:r>
+        <w:rPr>
+          <w:rFonts w:ascii="Times New Roman" w:hAnsi="Times New Roman" w:cs="Times New Roman"/>
+          <w:b w:val="0"/>
+          <w:bCs w:val="0"/>
+          <w:sz w:val="28"/>
+          <w:szCs w:val="28"/>
+        </w:rPr>
+        <w:lastRenderedPageBreak/>
+        <w:t xml:space="preserve">2 </w:t>
+      </w:r>
+      <w:r>
+        <w:rPr>
+          <w:rFonts w:ascii="Times New Roman" w:hAnsi="Times New Roman" w:cs="Times New Roman"/>
+          <w:b w:val="0"/>
+          <w:bCs w:val="0"/>
+          <w:sz w:val="28"/>
+          <w:szCs w:val="28"/>
+        </w:rPr>
+        <w:t>Описание</w:t>
+      </w:r>
+      <w:r>
+        <w:rPr>
+          <w:rFonts w:ascii="Times New Roman" w:hAnsi="Times New Roman" w:cs="Times New Roman"/>
+          <w:b w:val="0"/>
+          <w:bCs w:val="0"/>
+          <w:sz w:val="28"/>
+          <w:szCs w:val="28"/>
+        </w:rPr>
+        <w:t xml:space="preserve"> </w:t>
+      </w:r>
+      <w:r>
+        <w:rPr>
+          <w:rFonts w:ascii="Times New Roman" w:hAnsi="Times New Roman" w:cs="Times New Roman"/>
+          <w:b w:val="0"/>
+          <w:bCs w:val="0"/>
+          <w:sz w:val="28"/>
+          <w:szCs w:val="28"/>
+        </w:rPr>
+        <w:t>работ</w:t>
+      </w:r>
+      <w:r>
+        <w:rPr>
+          <w:rFonts w:ascii="Times New Roman" w:hAnsi="Times New Roman" w:cs="Times New Roman"/>
+          <w:b w:val="0"/>
+          <w:bCs w:val="0"/>
+          <w:sz w:val="28"/>
+          <w:szCs w:val="28"/>
+        </w:rPr>
+        <w:t xml:space="preserve"> </w:t>
+      </w:r>
+      <w:r>
+        <w:rPr>
+          <w:rFonts w:ascii="Times New Roman" w:hAnsi="Times New Roman" w:cs="Times New Roman"/>
+          <w:b w:val="0"/>
+          <w:bCs w:val="0"/>
+          <w:sz w:val="28"/>
+          <w:szCs w:val="28"/>
+        </w:rPr>
+        <w:t>и</w:t>
+      </w:r>
+      <w:r>
+        <w:rPr>
+          <w:rFonts w:ascii="Times New Roman" w:hAnsi="Times New Roman" w:cs="Times New Roman"/>
+          <w:b w:val="0"/>
+          <w:bCs w:val="0"/>
+          <w:sz w:val="28"/>
+          <w:szCs w:val="28"/>
+        </w:rPr>
+        <w:t xml:space="preserve"> </w:t>
+      </w:r>
+      <w:r>
+        <w:rPr>
+          <w:rFonts w:ascii="Times New Roman" w:hAnsi="Times New Roman" w:cs="Times New Roman"/>
+          <w:b w:val="0"/>
+          <w:bCs w:val="0"/>
+          <w:sz w:val="28"/>
+          <w:szCs w:val="28"/>
+        </w:rPr>
+        <w:t>результатов</w:t>
+      </w:r>
+      <w:bookmarkEnd w:id="6"/>
+    </w:p>
+    <w:p/>
     <w:p>
       <w:pPr>
         <w:pStyle w:val="a7"/>
@@ -2377,14 +2914,14 @@
           <w:szCs w:val="28"/>
         </w:rPr>
       </w:pPr>
-      <w:bookmarkStart w:id="4" w:name="_Toc199853126"/>
+      <w:bookmarkStart w:id="7" w:name="_Toc216549757"/>
       <w:r>
         <w:rPr>
           <w:rFonts w:ascii="Times New Roman" w:hAnsi="Times New Roman"/>
           <w:sz w:val="28"/>
           <w:szCs w:val="28"/>
         </w:rPr>
-        <w:t xml:space="preserve">1.1 </w:t>
+        <w:t xml:space="preserve">2.1 </w:t>
       </w:r>
       <w:r>
         <w:rPr>
@@ -2392,10 +2929,27 @@
           <w:sz w:val="28"/>
           <w:szCs w:val="28"/>
         </w:rPr>
-        <w:t>Задание</w:t>
-      </w:r>
-      <w:bookmarkEnd w:id="4"/>
-    </w:p>
+        <w:t>Используемы</w:t>
+      </w:r>
+      <w:r>
+        <w:rPr>
+          <w:rFonts w:ascii="Times New Roman" w:hAnsi="Times New Roman"/>
+          <w:sz w:val="28"/>
+          <w:szCs w:val="28"/>
+        </w:rPr>
+        <w:t>е</w:t>
+      </w:r>
+      <w:r>
+        <w:rPr>
+          <w:rFonts w:ascii="Times New Roman" w:hAnsi="Times New Roman"/>
+          <w:sz w:val="28"/>
+          <w:szCs w:val="28"/>
+        </w:rPr>
+        <w:t xml:space="preserve"> средства разработки</w:t>
+      </w:r>
+      <w:bookmarkEnd w:id="7"/>
+    </w:p>
+    <w:p/>
     <w:p>
       <w:pPr>
         <w:pStyle w:val="a4"/>
@@ -2409,76 +2963,92 @@
         <w:rPr>
           <w:szCs w:val="28"/>
         </w:rPr>
-        <w:t xml:space="preserve">Необходимо </w:t>
-      </w:r>
-      <w:r>
-        <w:rPr>
-          <w:szCs w:val="28"/>
-        </w:rPr>
-        <w:t>создать приложение</w:t>
-      </w:r>
+        <w:t xml:space="preserve">Для разработки приложения использовалась среда </w:t>
+      </w:r>
+      <w:proofErr w:type="spellStart"/>
+      <w:r>
+        <w:rPr>
+          <w:szCs w:val="28"/>
+        </w:rPr>
+        <w:t>Qt</w:t>
+      </w:r>
+      <w:proofErr w:type="spellEnd"/>
       <w:r>
         <w:rPr>
           <w:szCs w:val="28"/>
         </w:rPr>
         <w:t xml:space="preserve"> </w:t>
       </w:r>
-      <w:r>
-        <w:rPr>
-          <w:szCs w:val="28"/>
-        </w:rPr>
-        <w:t xml:space="preserve">«Калькулятор» </w:t>
-      </w:r>
-      <w:r>
-        <w:rPr>
-          <w:szCs w:val="28"/>
-        </w:rPr>
-        <w:t xml:space="preserve">на основе </w:t>
-      </w:r>
-      <w:r>
-        <w:rPr>
-          <w:szCs w:val="28"/>
-        </w:rPr>
-        <w:t xml:space="preserve">Windows Calculator, </w:t>
-      </w:r>
-      <w:r>
-        <w:rPr>
-          <w:szCs w:val="28"/>
-        </w:rPr>
-        <w:t>которое будет выполнять те же функции и состоять из трех режимов работы: обычный, инженер, программист.</w:t>
-      </w:r>
-      <w:bookmarkStart w:id="5" w:name="_Toc199853127"/>
+      <w:proofErr w:type="spellStart"/>
+      <w:r>
+        <w:rPr>
+          <w:szCs w:val="28"/>
+        </w:rPr>
+        <w:t>Creator</w:t>
+      </w:r>
+      <w:proofErr w:type="spellEnd"/>
+      <w:r>
+        <w:rPr>
+          <w:szCs w:val="28"/>
+        </w:rPr>
+        <w:t xml:space="preserve"> с фреймворком </w:t>
+      </w:r>
+      <w:proofErr w:type="spellStart"/>
+      <w:r>
+        <w:rPr>
+          <w:szCs w:val="28"/>
+        </w:rPr>
+        <w:t>Qt</w:t>
+      </w:r>
+      <w:proofErr w:type="spellEnd"/>
       <w:r>
         <w:rPr>
           <w:szCs w:val="28"/>
         </w:rPr>
         <w:t xml:space="preserve"> </w:t>
       </w:r>
-      <w:r>
-        <w:br w:type="page"/>
-      </w:r>
-    </w:p>
-    <w:p>
-      <w:pPr>
-        <w:pStyle w:val="1"/>
-        <w:spacing w:before="0" w:after="0" w:line="360" w:lineRule="auto"/>
-        <w:jc w:val="center"/>
-        <w:rPr>
-          <w:rFonts w:ascii="Times New Roman" w:hAnsi="Times New Roman" w:cs="Times New Roman"/>
-          <w:sz w:val="28"/>
-          <w:szCs w:val="28"/>
-        </w:rPr>
-      </w:pPr>
-      <w:r>
-        <w:rPr>
-          <w:rFonts w:ascii="Times New Roman" w:hAnsi="Times New Roman" w:cs="Times New Roman"/>
-          <w:sz w:val="28"/>
-          <w:szCs w:val="28"/>
-        </w:rPr>
-        <w:lastRenderedPageBreak/>
-        <w:t>2 ОПИСАНИЕ РАБОТ И РЕЗУЛЬТАТОВ</w:t>
-      </w:r>
-      <w:bookmarkEnd w:id="5"/>
+      <w:proofErr w:type="spellStart"/>
+      <w:r>
+        <w:rPr>
+          <w:szCs w:val="28"/>
+        </w:rPr>
+        <w:t>Widgets</w:t>
+      </w:r>
+      <w:proofErr w:type="spellEnd"/>
+      <w:r>
+        <w:rPr>
+          <w:szCs w:val="28"/>
+        </w:rPr>
+        <w:t xml:space="preserve">, язык программирования C++. Для контроля версий кода использовалась система </w:t>
+      </w:r>
+      <w:proofErr w:type="spellStart"/>
+      <w:r>
+        <w:rPr>
+          <w:szCs w:val="28"/>
+        </w:rPr>
+        <w:t>Git</w:t>
+      </w:r>
+      <w:proofErr w:type="spellEnd"/>
+      <w:r>
+        <w:rPr>
+          <w:szCs w:val="28"/>
+        </w:rPr>
+        <w:t xml:space="preserve"> с хостингом на </w:t>
+      </w:r>
+      <w:proofErr w:type="spellStart"/>
+      <w:r>
+        <w:rPr>
+          <w:szCs w:val="28"/>
+        </w:rPr>
+        <w:t>GitHub</w:t>
+      </w:r>
+      <w:proofErr w:type="spellEnd"/>
+      <w:r>
+        <w:rPr>
+          <w:szCs w:val="28"/>
+        </w:rPr>
+        <w:t>.</w:t>
+      </w:r>
     </w:p>
     <w:p>
       <w:pPr>
@@ -2492,80 +3062,6 @@
           <w:szCs w:val="28"/>
         </w:rPr>
       </w:pPr>
-      <w:bookmarkStart w:id="6" w:name="_Toc199853128"/>
-      <w:r>
-        <w:rPr>
-          <w:rFonts w:ascii="Times New Roman" w:hAnsi="Times New Roman"/>
-          <w:sz w:val="28"/>
-          <w:szCs w:val="28"/>
-        </w:rPr>
-        <w:t xml:space="preserve">2.1 </w:t>
-      </w:r>
-      <w:r>
-        <w:rPr>
-          <w:rFonts w:ascii="Times New Roman" w:hAnsi="Times New Roman"/>
-          <w:sz w:val="28"/>
-          <w:szCs w:val="28"/>
-        </w:rPr>
-        <w:t>Используемы</w:t>
-      </w:r>
-      <w:r>
-        <w:rPr>
-          <w:rFonts w:ascii="Times New Roman" w:hAnsi="Times New Roman"/>
-          <w:sz w:val="28"/>
-          <w:szCs w:val="28"/>
-        </w:rPr>
-        <w:t>е</w:t>
-      </w:r>
-      <w:r>
-        <w:rPr>
-          <w:rFonts w:ascii="Times New Roman" w:hAnsi="Times New Roman"/>
-          <w:sz w:val="28"/>
-          <w:szCs w:val="28"/>
-        </w:rPr>
-        <w:t xml:space="preserve"> средства разработки</w:t>
-      </w:r>
-      <w:bookmarkEnd w:id="6"/>
-    </w:p>
-    <w:p>
-      <w:pPr>
-        <w:pStyle w:val="a4"/>
-        <w:spacing w:after="0"/>
-        <w:ind w:firstLine="709"/>
-        <w:rPr>
-          <w:szCs w:val="28"/>
-        </w:rPr>
-      </w:pPr>
-      <w:r>
-        <w:rPr>
-          <w:szCs w:val="28"/>
-        </w:rPr>
-        <w:t>Для разработки приложения использовалась среда Qt Creator 5.</w:t>
-      </w:r>
-      <w:r>
-        <w:rPr>
-          <w:szCs w:val="28"/>
-        </w:rPr>
-        <w:t>12</w:t>
-      </w:r>
-      <w:r>
-        <w:rPr>
-          <w:szCs w:val="28"/>
-        </w:rPr>
-        <w:t>.</w:t>
-      </w:r>
-      <w:r>
-        <w:rPr>
-          <w:szCs w:val="28"/>
-        </w:rPr>
-        <w:t>1</w:t>
-      </w:r>
-      <w:r>
-        <w:rPr>
-          <w:szCs w:val="28"/>
-        </w:rPr>
-        <w:t>2 с фреймворком Qt Widgets, язык программирования C++. Для контроля версий кода использовалась система Git с хостингом на GitHub.</w:t>
-      </w:r>
     </w:p>
     <w:p>
       <w:pPr>
@@ -2579,38 +3075,26 @@
           <w:szCs w:val="28"/>
         </w:rPr>
       </w:pPr>
-      <w:bookmarkStart w:id="7" w:name="_Toc199853129"/>
-    </w:p>
-    <w:p>
-      <w:pPr>
-        <w:pStyle w:val="a7"/>
-        <w:spacing w:after="0" w:line="360" w:lineRule="auto"/>
-        <w:ind w:firstLine="709"/>
-        <w:jc w:val="both"/>
+      <w:bookmarkStart w:id="8" w:name="_Toc216549758"/>
+      <w:r>
         <w:rPr>
           <w:rFonts w:ascii="Times New Roman" w:hAnsi="Times New Roman"/>
           <w:sz w:val="28"/>
           <w:szCs w:val="28"/>
         </w:rPr>
-      </w:pPr>
+        <w:t xml:space="preserve">2.2 </w:t>
+      </w:r>
       <w:r>
         <w:rPr>
           <w:rFonts w:ascii="Times New Roman" w:hAnsi="Times New Roman"/>
           <w:sz w:val="28"/>
           <w:szCs w:val="28"/>
         </w:rPr>
-        <w:t xml:space="preserve">2.2 </w:t>
-      </w:r>
-      <w:r>
-        <w:rPr>
-          <w:rFonts w:ascii="Times New Roman" w:hAnsi="Times New Roman"/>
-          <w:sz w:val="28"/>
-          <w:szCs w:val="28"/>
-        </w:rPr>
         <w:t>Содержание и результат выполненных работ</w:t>
       </w:r>
-      <w:bookmarkEnd w:id="7"/>
-    </w:p>
+      <w:bookmarkEnd w:id="8"/>
+    </w:p>
+    <w:p/>
     <w:p>
       <w:pPr>
         <w:pStyle w:val="a4"/>
@@ -2795,7 +3279,69 @@
         <w:rPr>
           <w:szCs w:val="28"/>
         </w:rPr>
-        <w:t>Тригонометрические функции (sin, cos, tan, ctan);</w:t>
+        <w:t>т</w:t>
+      </w:r>
+      <w:r>
+        <w:rPr>
+          <w:szCs w:val="28"/>
+        </w:rPr>
+        <w:t>ригонометрические функции (</w:t>
+      </w:r>
+      <w:proofErr w:type="spellStart"/>
+      <w:r>
+        <w:rPr>
+          <w:szCs w:val="28"/>
+        </w:rPr>
+        <w:t>sin</w:t>
+      </w:r>
+      <w:proofErr w:type="spellEnd"/>
+      <w:r>
+        <w:rPr>
+          <w:szCs w:val="28"/>
+        </w:rPr>
+        <w:t xml:space="preserve">, </w:t>
+      </w:r>
+      <w:proofErr w:type="spellStart"/>
+      <w:r>
+        <w:rPr>
+          <w:szCs w:val="28"/>
+        </w:rPr>
+        <w:t>cos</w:t>
+      </w:r>
+      <w:proofErr w:type="spellEnd"/>
+      <w:r>
+        <w:rPr>
+          <w:szCs w:val="28"/>
+        </w:rPr>
+        <w:t xml:space="preserve">, </w:t>
+      </w:r>
+      <w:proofErr w:type="spellStart"/>
+      <w:r>
+        <w:rPr>
+          <w:szCs w:val="28"/>
+        </w:rPr>
+        <w:t>tan</w:t>
+      </w:r>
+      <w:proofErr w:type="spellEnd"/>
+      <w:r>
+        <w:rPr>
+          <w:szCs w:val="28"/>
+        </w:rPr>
+        <w:t xml:space="preserve">, </w:t>
+      </w:r>
+      <w:proofErr w:type="spellStart"/>
+      <w:r>
+        <w:rPr>
+          <w:szCs w:val="28"/>
+        </w:rPr>
+        <w:t>ctan</w:t>
+      </w:r>
+      <w:proofErr w:type="spellEnd"/>
+      <w:r>
+        <w:rPr>
+          <w:szCs w:val="28"/>
+        </w:rPr>
+        <w:t>);</w:t>
       </w:r>
     </w:p>
     <w:p>
@@ -2814,7 +3360,41 @@
         <w:rPr>
           <w:szCs w:val="28"/>
         </w:rPr>
-        <w:t>Логарифмические функции (log, ln)</w:t>
+        <w:t>л</w:t>
+      </w:r>
+      <w:r>
+        <w:rPr>
+          <w:szCs w:val="28"/>
+        </w:rPr>
+        <w:t>огарифмические функции (</w:t>
+      </w:r>
+      <w:proofErr w:type="spellStart"/>
+      <w:r>
+        <w:rPr>
+          <w:szCs w:val="28"/>
+        </w:rPr>
+        <w:t>log</w:t>
+      </w:r>
+      <w:proofErr w:type="spellEnd"/>
+      <w:r>
+        <w:rPr>
+          <w:szCs w:val="28"/>
+        </w:rPr>
+        <w:t xml:space="preserve">, </w:t>
+      </w:r>
+      <w:proofErr w:type="spellStart"/>
+      <w:r>
+        <w:rPr>
+          <w:szCs w:val="28"/>
+        </w:rPr>
+        <w:t>ln</w:t>
+      </w:r>
+      <w:proofErr w:type="spellEnd"/>
+      <w:r>
+        <w:rPr>
+          <w:szCs w:val="28"/>
+        </w:rPr>
+        <w:t>)</w:t>
       </w:r>
       <w:r>
         <w:rPr>
@@ -2840,7 +3420,27 @@
         <w:rPr>
           <w:szCs w:val="28"/>
         </w:rPr>
-        <w:t>Степенные функции (x^y, x², √x, 10^x);</w:t>
+        <w:t>с</w:t>
+      </w:r>
+      <w:r>
+        <w:rPr>
+          <w:szCs w:val="28"/>
+        </w:rPr>
+        <w:t>тепенные функции (</w:t>
+      </w:r>
+      <w:proofErr w:type="spellStart"/>
+      <w:r>
+        <w:rPr>
+          <w:szCs w:val="28"/>
+        </w:rPr>
+        <w:t>x^y</w:t>
+      </w:r>
+      <w:proofErr w:type="spellEnd"/>
+      <w:r>
+        <w:rPr>
+          <w:szCs w:val="28"/>
+        </w:rPr>
+        <w:t>, x², √x, 10^x);</w:t>
       </w:r>
     </w:p>
     <w:p>
@@ -2859,7 +3459,13 @@
         <w:rPr>
           <w:szCs w:val="28"/>
         </w:rPr>
-        <w:t>Специальные операции (факториал, модуль, остаток от деления);</w:t>
+        <w:t>с</w:t>
+      </w:r>
+      <w:r>
+        <w:rPr>
+          <w:szCs w:val="28"/>
+        </w:rPr>
+        <w:t>пециальные операции (факториал, модуль, остаток от деления);</w:t>
       </w:r>
     </w:p>
     <w:p>
@@ -2878,7 +3484,13 @@
         <w:rPr>
           <w:szCs w:val="28"/>
         </w:rPr>
-        <w:t>Константы (π, e)</w:t>
+        <w:t>к</w:t>
+      </w:r>
+      <w:r>
+        <w:rPr>
+          <w:szCs w:val="28"/>
+        </w:rPr>
+        <w:t>онстанты (π, e)</w:t>
       </w:r>
       <w:r>
         <w:rPr>
@@ -2905,7 +3517,13 @@
         <w:rPr>
           <w:szCs w:val="28"/>
         </w:rPr>
-        <w:t>Поддержку скобок для сложных выражений.</w:t>
+        <w:t>п</w:t>
+      </w:r>
+      <w:r>
+        <w:rPr>
+          <w:szCs w:val="28"/>
+        </w:rPr>
+        <w:t>оддержку скобок для сложных выражений.</w:t>
       </w:r>
     </w:p>
     <w:p>
@@ -3066,6 +3684,12 @@
         </w:rPr>
         <w:t xml:space="preserve"> калькулятора</w:t>
       </w:r>
+      <w:r>
+        <w:rPr>
+          <w:szCs w:val="28"/>
+        </w:rPr>
+        <w:br/>
+      </w:r>
     </w:p>
     <w:p>
       <w:pPr>
@@ -3099,7 +3723,14 @@
         <w:rPr>
           <w:szCs w:val="28"/>
         </w:rPr>
-        <w:t>Поддержка двоичной (BIN), восьмеричной (OCT), десятичной (DEC) и шестнадцатеричной (HEX) систем;</w:t>
+        <w:lastRenderedPageBreak/>
+        <w:t>п</w:t>
+      </w:r>
+      <w:r>
+        <w:rPr>
+          <w:szCs w:val="28"/>
+        </w:rPr>
+        <w:t>оддержка двоичной (BIN), восьмеричной (OCT), десятичной (DEC) и шестнадцатеричной (HEX) систем;</w:t>
       </w:r>
     </w:p>
     <w:p>
@@ -3118,8 +3749,13 @@
         <w:rPr>
           <w:szCs w:val="28"/>
         </w:rPr>
-        <w:lastRenderedPageBreak/>
-        <w:t>Динамическое отображение числа во всех системах одновременно;</w:t>
+        <w:t>д</w:t>
+      </w:r>
+      <w:r>
+        <w:rPr>
+          <w:szCs w:val="28"/>
+        </w:rPr>
+        <w:t>инамическое отображение числа во всех системах одновременно;</w:t>
       </w:r>
     </w:p>
     <w:p>
@@ -3138,7 +3774,13 @@
         <w:rPr>
           <w:szCs w:val="28"/>
         </w:rPr>
-        <w:t>Арифметические операции в любой выбранной системе счисления;</w:t>
+        <w:t>а</w:t>
+      </w:r>
+      <w:r>
+        <w:rPr>
+          <w:szCs w:val="28"/>
+        </w:rPr>
+        <w:t>рифметические операции в любой выбранной системе счисления;</w:t>
       </w:r>
     </w:p>
     <w:p>
@@ -3157,26 +3799,47 @@
         <w:rPr>
           <w:szCs w:val="28"/>
         </w:rPr>
-        <w:t>Ограничение ввода недопустимых символов для текущей системы.</w:t>
+        <w:t>о</w:t>
+      </w:r>
+      <w:r>
+        <w:rPr>
+          <w:szCs w:val="28"/>
+        </w:rPr>
+        <w:t>граничение ввода недопустимых символов для текущей системы.</w:t>
       </w:r>
     </w:p>
     <w:p>
       <w:pPr>
         <w:pStyle w:val="a4"/>
-        <w:numPr>
-          <w:ilvl w:val="0"/>
-          <w:numId w:val="13"/>
-        </w:numPr>
         <w:spacing w:after="0"/>
-        <w:rPr>
-          <w:szCs w:val="28"/>
-        </w:rPr>
-      </w:pPr>
-      <w:r>
-        <w:rPr>
-          <w:szCs w:val="28"/>
-        </w:rPr>
-        <w:t xml:space="preserve">Интерфейс калькулятора программист с </w:t>
+        <w:ind w:firstLine="709"/>
+        <w:rPr>
+          <w:szCs w:val="28"/>
+        </w:rPr>
+      </w:pPr>
+      <w:r>
+        <w:rPr>
+          <w:szCs w:val="28"/>
+        </w:rPr>
+        <w:t xml:space="preserve">Интерфейс калькулятора </w:t>
+      </w:r>
+      <w:r>
+        <w:rPr>
+          <w:szCs w:val="28"/>
+        </w:rPr>
+        <w:t xml:space="preserve">для </w:t>
+      </w:r>
+      <w:r>
+        <w:rPr>
+          <w:szCs w:val="28"/>
+        </w:rPr>
+        <w:t>программист</w:t>
+      </w:r>
+      <w:r>
+        <w:rPr>
+          <w:szCs w:val="28"/>
+        </w:rPr>
+        <w:t xml:space="preserve">а </w:t>
       </w:r>
       <w:r>
         <w:rPr>
@@ -3282,7 +3945,25 @@
         <w:rPr>
           <w:szCs w:val="28"/>
         </w:rPr>
-        <w:t>калькулятора программист</w:t>
+        <w:t xml:space="preserve">калькулятора </w:t>
+      </w:r>
+      <w:r>
+        <w:rPr>
+          <w:szCs w:val="28"/>
+        </w:rPr>
+        <w:t xml:space="preserve">для </w:t>
+      </w:r>
+      <w:r>
+        <w:rPr>
+          <w:szCs w:val="28"/>
+        </w:rPr>
+        <w:t>программист</w:t>
+      </w:r>
+      <w:r>
+        <w:rPr>
+          <w:szCs w:val="28"/>
+        </w:rPr>
+        <w:t>а</w:t>
       </w:r>
     </w:p>
     <w:p>
@@ -3307,6 +3988,7 @@
           <w:szCs w:val="28"/>
         </w:rPr>
       </w:pPr>
+      <w:bookmarkStart w:id="9" w:name="_Toc216549759"/>
       <w:r>
         <w:rPr>
           <w:rFonts w:ascii="Times New Roman" w:hAnsi="Times New Roman"/>
@@ -3315,6 +3997,7 @@
         </w:rPr>
         <w:t>2.3 Архитектура приложения</w:t>
       </w:r>
+      <w:bookmarkEnd w:id="9"/>
     </w:p>
     <w:p>
       <w:pPr>
@@ -3352,11 +4035,19 @@
           <w:szCs w:val="28"/>
         </w:rPr>
       </w:pPr>
-      <w:r>
-        <w:rPr>
-          <w:szCs w:val="28"/>
-        </w:rPr>
-        <w:t>Calculator — главное окно приложения с навигацией между режимами;</w:t>
+      <w:proofErr w:type="spellStart"/>
+      <w:r>
+        <w:rPr>
+          <w:szCs w:val="28"/>
+        </w:rPr>
+        <w:t>Calculator</w:t>
+      </w:r>
+      <w:proofErr w:type="spellEnd"/>
+      <w:r>
+        <w:rPr>
+          <w:szCs w:val="28"/>
+        </w:rPr>
+        <w:t xml:space="preserve"> — главное окно приложения с навигацией между режимами;</w:t>
       </w:r>
     </w:p>
     <w:p>
@@ -3371,11 +4062,20 @@
           <w:szCs w:val="28"/>
         </w:rPr>
       </w:pPr>
-      <w:r>
-        <w:rPr>
-          <w:szCs w:val="28"/>
-        </w:rPr>
-        <w:t>CalculatorBase — базовый класс с общей функциональностью всех калькуляторов;</w:t>
+      <w:proofErr w:type="spellStart"/>
+      <w:r>
+        <w:rPr>
+          <w:szCs w:val="28"/>
+        </w:rPr>
+        <w:lastRenderedPageBreak/>
+        <w:t>CalculatorBase</w:t>
+      </w:r>
+      <w:proofErr w:type="spellEnd"/>
+      <w:r>
+        <w:rPr>
+          <w:szCs w:val="28"/>
+        </w:rPr>
+        <w:t xml:space="preserve"> — базовый класс с общей функциональностью всех калькуляторов;</w:t>
       </w:r>
     </w:p>
     <w:p>
@@ -3390,12 +4090,19 @@
           <w:szCs w:val="28"/>
         </w:rPr>
       </w:pPr>
-      <w:r>
-        <w:rPr>
-          <w:szCs w:val="28"/>
-        </w:rPr>
-        <w:lastRenderedPageBreak/>
-        <w:t>ScientificCalculator — класс инженерного калькулятора</w:t>
+      <w:proofErr w:type="spellStart"/>
+      <w:r>
+        <w:rPr>
+          <w:szCs w:val="28"/>
+        </w:rPr>
+        <w:t>ScientificCalculator</w:t>
+      </w:r>
+      <w:proofErr w:type="spellEnd"/>
+      <w:r>
+        <w:rPr>
+          <w:szCs w:val="28"/>
+        </w:rPr>
+        <w:t xml:space="preserve"> — класс инженерного калькулятора</w:t>
       </w:r>
       <w:r>
         <w:rPr>
@@ -3417,11 +4124,19 @@
           <w:szCs w:val="28"/>
         </w:rPr>
       </w:pPr>
-      <w:r>
-        <w:rPr>
-          <w:szCs w:val="28"/>
-        </w:rPr>
-        <w:t>ProgrammerCalculator — класс калькулятора программиста</w:t>
+      <w:proofErr w:type="spellStart"/>
+      <w:r>
+        <w:rPr>
+          <w:szCs w:val="28"/>
+        </w:rPr>
+        <w:t>ProgrammerCalculator</w:t>
+      </w:r>
+      <w:proofErr w:type="spellEnd"/>
+      <w:r>
+        <w:rPr>
+          <w:szCs w:val="28"/>
+        </w:rPr>
+        <w:t xml:space="preserve"> — класс калькулятора программиста</w:t>
       </w:r>
       <w:r>
         <w:rPr>
@@ -3443,11 +4158,19 @@
           <w:szCs w:val="28"/>
         </w:rPr>
       </w:pPr>
-      <w:r>
-        <w:rPr>
-          <w:szCs w:val="28"/>
-        </w:rPr>
-        <w:t>MathOperations — класс математических операций</w:t>
+      <w:proofErr w:type="spellStart"/>
+      <w:r>
+        <w:rPr>
+          <w:szCs w:val="28"/>
+        </w:rPr>
+        <w:t>MathOperations</w:t>
+      </w:r>
+      <w:proofErr w:type="spellEnd"/>
+      <w:r>
+        <w:rPr>
+          <w:szCs w:val="28"/>
+        </w:rPr>
+        <w:t xml:space="preserve"> — класс математических операций</w:t>
       </w:r>
       <w:r>
         <w:rPr>
@@ -3469,11 +4192,19 @@
           <w:szCs w:val="28"/>
         </w:rPr>
       </w:pPr>
-      <w:r>
-        <w:rPr>
-          <w:szCs w:val="28"/>
-        </w:rPr>
-        <w:t>MyButton — пользовательский класс кнопки</w:t>
+      <w:proofErr w:type="spellStart"/>
+      <w:r>
+        <w:rPr>
+          <w:szCs w:val="28"/>
+        </w:rPr>
+        <w:t>MyButton</w:t>
+      </w:r>
+      <w:proofErr w:type="spellEnd"/>
+      <w:r>
+        <w:rPr>
+          <w:szCs w:val="28"/>
+        </w:rPr>
+        <w:t xml:space="preserve"> — пользовательский класс кнопки</w:t>
       </w:r>
       <w:r>
         <w:rPr>
@@ -3492,24 +4223,35 @@
           <w:szCs w:val="28"/>
         </w:rPr>
       </w:pPr>
-      <w:r>
-        <w:rPr>
-          <w:szCs w:val="28"/>
-        </w:rPr>
-        <w:t>2.</w:t>
-      </w:r>
-      <w:r>
-        <w:rPr>
-          <w:szCs w:val="28"/>
-        </w:rPr>
-        <w:t>4</w:t>
-      </w:r>
-      <w:r>
-        <w:rPr>
-          <w:szCs w:val="28"/>
-        </w:rPr>
-        <w:t xml:space="preserve"> Доступ к результатам</w:t>
-      </w:r>
+    </w:p>
+    <w:p>
+      <w:pPr>
+        <w:pStyle w:val="a4"/>
+        <w:numPr>
+          <w:ilvl w:val="1"/>
+          <w:numId w:val="11"/>
+        </w:numPr>
+        <w:spacing w:after="0"/>
+        <w:rPr>
+          <w:szCs w:val="28"/>
+        </w:rPr>
+      </w:pPr>
+      <w:r>
+        <w:rPr>
+          <w:szCs w:val="28"/>
+        </w:rPr>
+        <w:t>Доступ к результатам</w:t>
+      </w:r>
+    </w:p>
+    <w:p>
+      <w:pPr>
+        <w:pStyle w:val="a4"/>
+        <w:spacing w:after="0"/>
+        <w:ind w:left="709"/>
+        <w:rPr>
+          <w:szCs w:val="28"/>
+        </w:rPr>
+      </w:pPr>
     </w:p>
     <w:p>
       <w:pPr>
@@ -3524,7 +4266,21 @@
         <w:rPr>
           <w:szCs w:val="28"/>
         </w:rPr>
-        <w:t>Исходный код программы размещен в репозитории GitHub: </w:t>
+        <w:t xml:space="preserve">Исходный код программы размещен в репозитории </w:t>
+      </w:r>
+      <w:proofErr w:type="spellStart"/>
+      <w:r>
+        <w:rPr>
+          <w:szCs w:val="28"/>
+        </w:rPr>
+        <w:t>GitHub</w:t>
+      </w:r>
+      <w:proofErr w:type="spellEnd"/>
+      <w:r>
+        <w:rPr>
+          <w:szCs w:val="28"/>
+        </w:rPr>
+        <w:t>: </w:t>
       </w:r>
       <w:hyperlink r:id="rId12" w:history="1">
         <w:r>
@@ -3539,7 +4295,21 @@
         <w:rPr>
           <w:szCs w:val="28"/>
         </w:rPr>
-        <w:t>. Исполняемый файл для Windows доступен для скачивания в разделе Releases. Программа не требует установки дополнительных библиотек.</w:t>
+        <w:t xml:space="preserve">. Исполняемый файл для Windows доступен для скачивания в разделе </w:t>
+      </w:r>
+      <w:proofErr w:type="spellStart"/>
+      <w:r>
+        <w:rPr>
+          <w:szCs w:val="28"/>
+        </w:rPr>
+        <w:t>Releases</w:t>
+      </w:r>
+      <w:proofErr w:type="spellEnd"/>
+      <w:r>
+        <w:rPr>
+          <w:szCs w:val="28"/>
+        </w:rPr>
+        <w:t>. Программа не требует установки дополнительных библиотек.</w:t>
       </w:r>
     </w:p>
     <w:p>
@@ -3565,22 +4335,27 @@
         <w:jc w:val="center"/>
         <w:rPr>
           <w:rFonts w:ascii="Times New Roman" w:hAnsi="Times New Roman" w:cs="Times New Roman"/>
+          <w:b w:val="0"/>
+          <w:bCs w:val="0"/>
           <w:sz w:val="28"/>
           <w:szCs w:val="28"/>
         </w:rPr>
       </w:pPr>
-      <w:bookmarkStart w:id="8" w:name="_Toc199853130"/>
+      <w:bookmarkStart w:id="10" w:name="_Toc216549760"/>
       <w:r>
         <w:rPr>
           <w:rFonts w:ascii="Times New Roman" w:hAnsi="Times New Roman" w:cs="Times New Roman"/>
+          <w:b w:val="0"/>
+          <w:bCs w:val="0"/>
           <w:sz w:val="28"/>
           <w:szCs w:val="28"/>
         </w:rPr>
         <w:lastRenderedPageBreak/>
-        <w:t>ЗАКЛЮЧЕНИЕ</w:t>
-      </w:r>
-      <w:bookmarkEnd w:id="8"/>
-    </w:p>
+        <w:t>Заключение</w:t>
+      </w:r>
+      <w:bookmarkEnd w:id="10"/>
+    </w:p>
+    <w:p/>
     <w:p>
       <w:pPr>
         <w:pStyle w:val="a4"/>
@@ -3608,7 +4383,35 @@
         <w:rPr>
           <w:szCs w:val="28"/>
         </w:rPr>
-        <w:t>В процессе разработки были получены практические навыки работы с фреймворком Qt, объектно-ориентированным программированием на C++, системами контроля версий Git, а также алгоритмами обработки математических выражений.</w:t>
+        <w:t xml:space="preserve">В процессе разработки были получены практические навыки работы с фреймворком </w:t>
+      </w:r>
+      <w:proofErr w:type="spellStart"/>
+      <w:r>
+        <w:rPr>
+          <w:szCs w:val="28"/>
+        </w:rPr>
+        <w:t>Qt</w:t>
+      </w:r>
+      <w:proofErr w:type="spellEnd"/>
+      <w:r>
+        <w:rPr>
+          <w:szCs w:val="28"/>
+        </w:rPr>
+        <w:t xml:space="preserve">, объектно-ориентированным программированием на C++, системами контроля версий </w:t>
+      </w:r>
+      <w:proofErr w:type="spellStart"/>
+      <w:r>
+        <w:rPr>
+          <w:szCs w:val="28"/>
+        </w:rPr>
+        <w:t>Git</w:t>
+      </w:r>
+      <w:proofErr w:type="spellEnd"/>
+      <w:r>
+        <w:rPr>
+          <w:szCs w:val="28"/>
+        </w:rPr>
+        <w:t>, а также алгоритмами обработки математических выражений.</w:t>
       </w:r>
     </w:p>
     <w:p>
@@ -3622,7 +4425,6 @@
           <w:szCs w:val="28"/>
         </w:rPr>
       </w:pPr>
-      <w:bookmarkStart w:id="9" w:name="_Toc199853131"/>
       <w:r>
         <w:rPr>
           <w:rFonts w:ascii="Times New Roman" w:hAnsi="Times New Roman"/>
@@ -3639,20 +4441,25 @@
         <w:jc w:val="center"/>
         <w:rPr>
           <w:rFonts w:ascii="Times New Roman" w:hAnsi="Times New Roman" w:cs="Times New Roman"/>
+          <w:b w:val="0"/>
+          <w:bCs w:val="0"/>
           <w:sz w:val="28"/>
           <w:szCs w:val="28"/>
         </w:rPr>
       </w:pPr>
+      <w:bookmarkStart w:id="11" w:name="_Toc216549761"/>
       <w:r>
         <w:rPr>
           <w:rFonts w:ascii="Times New Roman" w:hAnsi="Times New Roman" w:cs="Times New Roman"/>
+          <w:b w:val="0"/>
+          <w:bCs w:val="0"/>
           <w:sz w:val="28"/>
           <w:szCs w:val="28"/>
         </w:rPr>
         <w:lastRenderedPageBreak/>
-        <w:t>СПИСОК ИСПОЛЬЗОВАННЫХ ИСТОЧНИКОВ</w:t>
-      </w:r>
-      <w:bookmarkEnd w:id="9"/>
+        <w:t>Список использованных источников</w:t>
+      </w:r>
+      <w:bookmarkEnd w:id="11"/>
     </w:p>
     <w:p/>
     <w:p>
@@ -4051,9 +4858,9 @@
   </w:abstractNum>
   <w:abstractNum w:abstractNumId="2" w15:restartNumberingAfterBreak="0">
     <w:nsid w:val="14FE1854"/>
-    <w:multiLevelType w:val="hybridMultilevel"/>
-    <w:tmpl w:val="2100546E"/>
-    <w:lvl w:ilvl="0" w:tplc="67827B74">
+    <w:multiLevelType w:val="multilevel"/>
+    <w:tmpl w:val="E438B3FE"/>
+    <w:lvl w:ilvl="0">
       <w:start w:val="1"/>
       <w:numFmt w:val="decimal"/>
       <w:suff w:val="space"/>
@@ -4066,77 +4873,109 @@
         <w:rFonts w:hint="default"/>
       </w:rPr>
     </w:lvl>
-    <w:lvl w:ilvl="1" w:tplc="04190019" w:tentative="1">
-      <w:start w:val="1"/>
-      <w:numFmt w:val="lowerLetter"/>
-      <w:lvlText w:val="%2."/>
-      <w:lvlJc w:val="left"/>
-      <w:pPr>
-        <w:ind w:left="1789" w:hanging="360"/>
-      </w:pPr>
-    </w:lvl>
-    <w:lvl w:ilvl="2" w:tplc="0419001B" w:tentative="1">
-      <w:start w:val="1"/>
-      <w:numFmt w:val="lowerRoman"/>
-      <w:lvlText w:val="%3."/>
-      <w:lvlJc w:val="right"/>
-      <w:pPr>
-        <w:ind w:left="2509" w:hanging="180"/>
-      </w:pPr>
-    </w:lvl>
-    <w:lvl w:ilvl="3" w:tplc="0419000F" w:tentative="1">
-      <w:start w:val="1"/>
+    <w:lvl w:ilvl="1">
+      <w:start w:val="4"/>
       <w:numFmt w:val="decimal"/>
-      <w:lvlText w:val="%4."/>
-      <w:lvlJc w:val="left"/>
-      <w:pPr>
-        <w:ind w:left="3229" w:hanging="360"/>
-      </w:pPr>
-    </w:lvl>
-    <w:lvl w:ilvl="4" w:tplc="04190019" w:tentative="1">
-      <w:start w:val="1"/>
-      <w:numFmt w:val="lowerLetter"/>
-      <w:lvlText w:val="%5."/>
-      <w:lvlJc w:val="left"/>
-      <w:pPr>
-        <w:ind w:left="3949" w:hanging="360"/>
-      </w:pPr>
-    </w:lvl>
-    <w:lvl w:ilvl="5" w:tplc="0419001B" w:tentative="1">
-      <w:start w:val="1"/>
-      <w:numFmt w:val="lowerRoman"/>
-      <w:lvlText w:val="%6."/>
-      <w:lvlJc w:val="right"/>
-      <w:pPr>
-        <w:ind w:left="4669" w:hanging="180"/>
-      </w:pPr>
-    </w:lvl>
-    <w:lvl w:ilvl="6" w:tplc="0419000F" w:tentative="1">
+      <w:isLgl/>
+      <w:lvlText w:val="%1.%2"/>
+      <w:lvlJc w:val="left"/>
+      <w:pPr>
+        <w:ind w:left="1129" w:hanging="420"/>
+      </w:pPr>
+      <w:rPr>
+        <w:rFonts w:hint="default"/>
+      </w:rPr>
+    </w:lvl>
+    <w:lvl w:ilvl="2">
       <w:start w:val="1"/>
       <w:numFmt w:val="decimal"/>
-      <w:lvlText w:val="%7."/>
-      <w:lvlJc w:val="left"/>
-      <w:pPr>
-        <w:ind w:left="5389" w:hanging="360"/>
-      </w:pPr>
-    </w:lvl>
-    <w:lvl w:ilvl="7" w:tplc="04190019" w:tentative="1">
-      <w:start w:val="1"/>
-      <w:numFmt w:val="lowerLetter"/>
-      <w:lvlText w:val="%8."/>
-      <w:lvlJc w:val="left"/>
-      <w:pPr>
-        <w:ind w:left="6109" w:hanging="360"/>
-      </w:pPr>
-    </w:lvl>
-    <w:lvl w:ilvl="8" w:tplc="0419001B" w:tentative="1">
-      <w:start w:val="1"/>
-      <w:numFmt w:val="lowerRoman"/>
-      <w:lvlText w:val="%9."/>
-      <w:lvlJc w:val="right"/>
-      <w:pPr>
-        <w:ind w:left="6829" w:hanging="180"/>
-      </w:pPr>
+      <w:isLgl/>
+      <w:lvlText w:val="%1.%2.%3"/>
+      <w:lvlJc w:val="left"/>
+      <w:pPr>
+        <w:ind w:left="2138" w:hanging="720"/>
+      </w:pPr>
+      <w:rPr>
+        <w:rFonts w:hint="default"/>
+      </w:rPr>
+    </w:lvl>
+    <w:lvl w:ilvl="3">
+      <w:start w:val="1"/>
+      <w:numFmt w:val="decimal"/>
+      <w:isLgl/>
+      <w:lvlText w:val="%1.%2.%3.%4"/>
+      <w:lvlJc w:val="left"/>
+      <w:pPr>
+        <w:ind w:left="3207" w:hanging="1080"/>
+      </w:pPr>
+      <w:rPr>
+        <w:rFonts w:hint="default"/>
+      </w:rPr>
+    </w:lvl>
+    <w:lvl w:ilvl="4">
+      <w:start w:val="1"/>
+      <w:numFmt w:val="decimal"/>
+      <w:isLgl/>
+      <w:lvlText w:val="%1.%2.%3.%4.%5"/>
+      <w:lvlJc w:val="left"/>
+      <w:pPr>
+        <w:ind w:left="3916" w:hanging="1080"/>
+      </w:pPr>
+      <w:rPr>
+        <w:rFonts w:hint="default"/>
+      </w:rPr>
+    </w:lvl>
+    <w:lvl w:ilvl="5">
+      <w:start w:val="1"/>
+      <w:numFmt w:val="decimal"/>
+      <w:isLgl/>
+      <w:lvlText w:val="%1.%2.%3.%4.%5.%6"/>
+      <w:lvlJc w:val="left"/>
+      <w:pPr>
+        <w:ind w:left="4985" w:hanging="1440"/>
+      </w:pPr>
+      <w:rPr>
+        <w:rFonts w:hint="default"/>
+      </w:rPr>
+    </w:lvl>
+    <w:lvl w:ilvl="6">
+      <w:start w:val="1"/>
+      <w:numFmt w:val="decimal"/>
+      <w:isLgl/>
+      <w:lvlText w:val="%1.%2.%3.%4.%5.%6.%7"/>
+      <w:lvlJc w:val="left"/>
+      <w:pPr>
+        <w:ind w:left="5694" w:hanging="1440"/>
+      </w:pPr>
+      <w:rPr>
+        <w:rFonts w:hint="default"/>
+      </w:rPr>
+    </w:lvl>
+    <w:lvl w:ilvl="7">
+      <w:start w:val="1"/>
+      <w:numFmt w:val="decimal"/>
+      <w:isLgl/>
+      <w:lvlText w:val="%1.%2.%3.%4.%5.%6.%7.%8"/>
+      <w:lvlJc w:val="left"/>
+      <w:pPr>
+        <w:ind w:left="6763" w:hanging="1800"/>
+      </w:pPr>
+      <w:rPr>
+        <w:rFonts w:hint="default"/>
+      </w:rPr>
+    </w:lvl>
+    <w:lvl w:ilvl="8">
+      <w:start w:val="1"/>
+      <w:numFmt w:val="decimal"/>
+      <w:isLgl/>
+      <w:lvlText w:val="%1.%2.%3.%4.%5.%6.%7.%8.%9"/>
+      <w:lvlJc w:val="left"/>
+      <w:pPr>
+        <w:ind w:left="7832" w:hanging="2160"/>
+      </w:pPr>
+      <w:rPr>
+        <w:rFonts w:hint="default"/>
+      </w:rPr>
     </w:lvl>
   </w:abstractNum>
   <w:abstractNum w:abstractNumId="3" w15:restartNumberingAfterBreak="0">
@@ -4706,6 +5545,120 @@
     </w:lvl>
   </w:abstractNum>
   <w:abstractNum w:abstractNumId="8" w15:restartNumberingAfterBreak="0">
+    <w:nsid w:val="567228DC"/>
+    <w:multiLevelType w:val="multilevel"/>
+    <w:tmpl w:val="C7EC6646"/>
+    <w:lvl w:ilvl="0">
+      <w:start w:val="1"/>
+      <w:numFmt w:val="decimal"/>
+      <w:suff w:val="space"/>
+      <w:lvlText w:val="%1"/>
+      <w:lvlJc w:val="center"/>
+      <w:pPr>
+        <w:ind w:left="0" w:firstLine="0"/>
+      </w:pPr>
+      <w:rPr>
+        <w:rFonts w:hint="default"/>
+      </w:rPr>
+    </w:lvl>
+    <w:lvl w:ilvl="1">
+      <w:start w:val="1"/>
+      <w:numFmt w:val="decimal"/>
+      <w:lvlText w:val="%1.%2"/>
+      <w:lvlJc w:val="left"/>
+      <w:pPr>
+        <w:ind w:left="1429" w:hanging="720"/>
+      </w:pPr>
+      <w:rPr>
+        <w:rFonts w:hint="default"/>
+      </w:rPr>
+    </w:lvl>
+    <w:lvl w:ilvl="2">
+      <w:start w:val="1"/>
+      <w:numFmt w:val="decimal"/>
+      <w:lvlText w:val="%1.%2.%3"/>
+      <w:lvlJc w:val="left"/>
+      <w:pPr>
+        <w:ind w:left="2138" w:hanging="720"/>
+      </w:pPr>
+      <w:rPr>
+        <w:rFonts w:hint="default"/>
+      </w:rPr>
+    </w:lvl>
+    <w:lvl w:ilvl="3">
+      <w:start w:val="1"/>
+      <w:numFmt w:val="decimal"/>
+      <w:lvlText w:val="%1.%2.%3.%4"/>
+      <w:lvlJc w:val="left"/>
+      <w:pPr>
+        <w:ind w:left="3207" w:hanging="1080"/>
+      </w:pPr>
+      <w:rPr>
+        <w:rFonts w:hint="default"/>
+      </w:rPr>
+    </w:lvl>
+    <w:lvl w:ilvl="4">
+      <w:start w:val="1"/>
+      <w:numFmt w:val="decimal"/>
+      <w:lvlText w:val="%1.%2.%3.%4.%5"/>
+      <w:lvlJc w:val="left"/>
+      <w:pPr>
+        <w:ind w:left="4276" w:hanging="1440"/>
+      </w:pPr>
+      <w:rPr>
+        <w:rFonts w:hint="default"/>
+      </w:rPr>
+    </w:lvl>
+    <w:lvl w:ilvl="5">
+      <w:start w:val="1"/>
+      <w:numFmt w:val="decimal"/>
+      <w:lvlText w:val="%1.%2.%3.%4.%5.%6"/>
+      <w:lvlJc w:val="left"/>
+      <w:pPr>
+        <w:ind w:left="5345" w:hanging="1800"/>
+      </w:pPr>
+      <w:rPr>
+        <w:rFonts w:hint="default"/>
+      </w:rPr>
+    </w:lvl>
+    <w:lvl w:ilvl="6">
+      <w:start w:val="1"/>
+      <w:numFmt w:val="decimal"/>
+      <w:lvlText w:val="%1.%2.%3.%4.%5.%6.%7"/>
+      <w:lvlJc w:val="left"/>
+      <w:pPr>
+        <w:ind w:left="6414" w:hanging="2160"/>
+      </w:pPr>
+      <w:rPr>
+        <w:rFonts w:hint="default"/>
+      </w:rPr>
+    </w:lvl>
+    <w:lvl w:ilvl="7">
+      <w:start w:val="1"/>
+      <w:numFmt w:val="decimal"/>
+      <w:lvlText w:val="%1.%2.%3.%4.%5.%6.%7.%8"/>
+      <w:lvlJc w:val="left"/>
+      <w:pPr>
+        <w:ind w:left="7123" w:hanging="2160"/>
+      </w:pPr>
+      <w:rPr>
+        <w:rFonts w:hint="default"/>
+      </w:rPr>
+    </w:lvl>
+    <w:lvl w:ilvl="8">
+      <w:start w:val="1"/>
+      <w:numFmt w:val="decimal"/>
+      <w:lvlText w:val="%1.%2.%3.%4.%5.%6.%7.%8.%9"/>
+      <w:lvlJc w:val="left"/>
+      <w:pPr>
+        <w:ind w:left="8192" w:hanging="2520"/>
+      </w:pPr>
+      <w:rPr>
+        <w:rFonts w:hint="default"/>
+      </w:rPr>
+    </w:lvl>
+  </w:abstractNum>
+  <w:abstractNum w:abstractNumId="9" w15:restartNumberingAfterBreak="0">
     <w:nsid w:val="5C4B6A12"/>
     <w:multiLevelType w:val="hybridMultilevel"/>
     <w:tmpl w:val="727A33CE"/>
@@ -4821,7 +5774,7 @@
       </w:pPr>
     </w:lvl>
   </w:abstractNum>
-  <w:abstractNum w:abstractNumId="9" w15:restartNumberingAfterBreak="0">
+  <w:abstractNum w:abstractNumId="10" w15:restartNumberingAfterBreak="0">
     <w:nsid w:val="6E49384E"/>
     <w:multiLevelType w:val="multilevel"/>
     <w:tmpl w:val="459CBEC4"/>
@@ -4934,7 +5887,7 @@
       </w:rPr>
     </w:lvl>
   </w:abstractNum>
-  <w:abstractNum w:abstractNumId="10" w15:restartNumberingAfterBreak="0">
+  <w:abstractNum w:abstractNumId="11" w15:restartNumberingAfterBreak="0">
     <w:nsid w:val="733A4DAD"/>
     <w:multiLevelType w:val="hybridMultilevel"/>
     <w:tmpl w:val="3D5C4D34"/>
@@ -5047,7 +6000,7 @@
       </w:rPr>
     </w:lvl>
   </w:abstractNum>
-  <w:abstractNum w:abstractNumId="11" w15:restartNumberingAfterBreak="0">
+  <w:abstractNum w:abstractNumId="12" w15:restartNumberingAfterBreak="0">
     <w:nsid w:val="771C2D83"/>
     <w:multiLevelType w:val="hybridMultilevel"/>
     <w:tmpl w:val="CD2EFE64"/>
@@ -5136,7 +6089,7 @@
       </w:pPr>
     </w:lvl>
   </w:abstractNum>
-  <w:abstractNum w:abstractNumId="12" w15:restartNumberingAfterBreak="0">
+  <w:abstractNum w:abstractNumId="13" w15:restartNumberingAfterBreak="0">
     <w:nsid w:val="7CE122AE"/>
     <w:multiLevelType w:val="hybridMultilevel"/>
     <w:tmpl w:val="306C0322"/>
@@ -5249,7 +6202,7 @@
       </w:rPr>
     </w:lvl>
   </w:abstractNum>
-  <w:abstractNum w:abstractNumId="13" w15:restartNumberingAfterBreak="0">
+  <w:abstractNum w:abstractNumId="14" w15:restartNumberingAfterBreak="0">
     <w:nsid w:val="7FC90C89"/>
     <w:multiLevelType w:val="multilevel"/>
     <w:tmpl w:val="459CBEC4"/>
@@ -5363,16 +6316,16 @@
     </w:lvl>
   </w:abstractNum>
   <w:num w:numId="1" w16cid:durableId="1448965139">
-    <w:abstractNumId w:val="8"/>
+    <w:abstractNumId w:val="9"/>
   </w:num>
   <w:num w:numId="2" w16cid:durableId="1130629855">
-    <w:abstractNumId w:val="11"/>
+    <w:abstractNumId w:val="12"/>
   </w:num>
   <w:num w:numId="3" w16cid:durableId="1703048903">
-    <w:abstractNumId w:val="13"/>
+    <w:abstractNumId w:val="14"/>
   </w:num>
   <w:num w:numId="4" w16cid:durableId="1824202818">
-    <w:abstractNumId w:val="10"/>
+    <w:abstractNumId w:val="11"/>
   </w:num>
   <w:num w:numId="5" w16cid:durableId="1109816068">
     <w:abstractNumId w:val="3"/>
@@ -5387,7 +6340,7 @@
     <w:abstractNumId w:val="7"/>
   </w:num>
   <w:num w:numId="9" w16cid:durableId="1071656878">
-    <w:abstractNumId w:val="9"/>
+    <w:abstractNumId w:val="10"/>
   </w:num>
   <w:num w:numId="10" w16cid:durableId="1655404902">
     <w:abstractNumId w:val="6"/>
@@ -5396,13 +6349,16 @@
     <w:abstractNumId w:val="2"/>
   </w:num>
   <w:num w:numId="12" w16cid:durableId="1748771654">
-    <w:abstractNumId w:val="12"/>
+    <w:abstractNumId w:val="13"/>
   </w:num>
   <w:num w:numId="13" w16cid:durableId="665938393">
     <w:abstractNumId w:val="4"/>
   </w:num>
   <w:num w:numId="14" w16cid:durableId="99685981">
     <w:abstractNumId w:val="1"/>
+  </w:num>
+  <w:num w:numId="15" w16cid:durableId="1121345472">
+    <w:abstractNumId w:val="8"/>
   </w:num>
 </w:numbering>
 </file>
@@ -5438,9 +6394,9 @@
     <w:lsdException w:name="index 7" w:semiHidden="1" w:unhideWhenUsed="1"/>
     <w:lsdException w:name="index 8" w:semiHidden="1" w:unhideWhenUsed="1"/>
     <w:lsdException w:name="index 9" w:semiHidden="1" w:unhideWhenUsed="1"/>
-    <w:lsdException w:name="toc 1" w:semiHidden="1" w:unhideWhenUsed="1"/>
-    <w:lsdException w:name="toc 2" w:semiHidden="1" w:unhideWhenUsed="1"/>
-    <w:lsdException w:name="toc 3" w:semiHidden="1" w:unhideWhenUsed="1"/>
+    <w:lsdException w:name="toc 1" w:semiHidden="1" w:uiPriority="39" w:unhideWhenUsed="1"/>
+    <w:lsdException w:name="toc 2" w:semiHidden="1" w:uiPriority="39" w:unhideWhenUsed="1"/>
+    <w:lsdException w:name="toc 3" w:semiHidden="1" w:uiPriority="39" w:unhideWhenUsed="1"/>
     <w:lsdException w:name="toc 4" w:semiHidden="1" w:unhideWhenUsed="1"/>
     <w:lsdException w:name="toc 5" w:semiHidden="1" w:unhideWhenUsed="1"/>
     <w:lsdException w:name="toc 6" w:semiHidden="1" w:unhideWhenUsed="1"/>
@@ -5854,7 +6810,7 @@
     <w:basedOn w:val="a"/>
     <w:next w:val="a"/>
     <w:autoRedefine/>
-    <w:semiHidden/>
+    <w:uiPriority w:val="39"/>
     <w:rsid w:val="00F71C63"/>
     <w:pPr>
       <w:spacing w:before="120" w:after="120"/>
@@ -5872,7 +6828,7 @@
     <w:basedOn w:val="a"/>
     <w:next w:val="a"/>
     <w:autoRedefine/>
-    <w:semiHidden/>
+    <w:uiPriority w:val="39"/>
     <w:rsid w:val="00F71C63"/>
     <w:pPr>
       <w:ind w:left="240"/>
@@ -5888,7 +6844,7 @@
     <w:basedOn w:val="a"/>
     <w:next w:val="a"/>
     <w:autoRedefine/>
-    <w:semiHidden/>
+    <w:uiPriority w:val="39"/>
     <w:rsid w:val="00F71C63"/>
     <w:pPr>
       <w:ind w:left="480"/>
@@ -6182,6 +7138,17 @@
       <w:color w:val="605E5C"/>
       <w:shd w:val="clear" w:color="auto" w:fill="E1DFDD"/>
     </w:rPr>
+  </w:style>
+  <w:style w:type="paragraph" w:styleId="af1">
+    <w:name w:val="List Paragraph"/>
+    <w:basedOn w:val="a"/>
+    <w:uiPriority w:val="34"/>
+    <w:qFormat/>
+    <w:rsid w:val="00B6299C"/>
+    <w:pPr>
+      <w:ind w:left="720"/>
+      <w:contextualSpacing/>
+    </w:pPr>
   </w:style>
 </w:styles>
 </file>
